--- a/lessons/chapters/build/word/BonusA.docx
+++ b/lessons/chapters/build/word/BonusA.docx
@@ -283,23 +283,25 @@
         </w:tc>
       </w:tr>
     </w:tbl>
-    <w:bookmarkStart w:id="11" w:name="part-one---pictures-live-in-a-folder"/>
     <w:p>
       <w:pPr>
         <w:pStyle w:val="Heading1"/>
       </w:pPr>
+      <w:bookmarkStart w:id="9" w:name="_f0da12fee91e1118802f7afa548fb7eb82391e1"/>
       <w:r>
         <w:t xml:space="preserve">Part One - Pictures live in a folder</w:t>
       </w:r>
-    </w:p>
-    <w:bookmarkStart w:id="9" w:name="a.1-your-picture"/>
+      <w:bookmarkEnd w:id="9"/>
+    </w:p>
     <w:p>
       <w:pPr>
         <w:pStyle w:val="Heading2"/>
       </w:pPr>
+      <w:bookmarkStart w:id="10" w:name="_1467fdcfcdc2a05db7925ab02159c696802a410"/>
       <w:r>
         <w:t xml:space="preserve">A.1  Your picture</w:t>
       </w:r>
+      <w:bookmarkEnd w:id="10"/>
     </w:p>
     <w:p>
       <w:pPr>
@@ -350,12 +352,11 @@
         <w:t xml:space="preserve">any paint program, or find free art at opengameart.org.</w:t>
       </w:r>
     </w:p>
-    <w:bookmarkEnd w:id="9"/>
-    <w:bookmarkStart w:id="10" w:name="a.2-the-data-folder"/>
     <w:p>
       <w:pPr>
         <w:pStyle w:val="Heading2"/>
       </w:pPr>
+      <w:bookmarkStart w:id="11" w:name="_0c5cced8d7a673d5916bf7d58beb086c17eff3b"/>
       <w:r>
         <w:t xml:space="preserve">A.2  The</w:t>
       </w:r>
@@ -374,6 +375,7 @@
       <w:r>
         <w:t xml:space="preserve">folder</w:t>
       </w:r>
+      <w:bookmarkEnd w:id="11"/>
     </w:p>
     <w:p>
       <w:pPr>
@@ -507,13 +509,11 @@
         <w:t xml:space="preserve">) included.</w:t>
       </w:r>
     </w:p>
-    <w:bookmarkEnd w:id="10"/>
-    <w:bookmarkEnd w:id="11"/>
-    <w:bookmarkStart w:id="21" w:name="part-two---scenery-imagesprite"/>
     <w:p>
       <w:pPr>
         <w:pStyle w:val="Heading1"/>
       </w:pPr>
+      <w:bookmarkStart w:id="12" w:name="_ae8cb09e3b2ef78670e628a8ad6bc22f029efba"/>
       <w:r>
         <w:t xml:space="preserve">Part Two - Scenery: </w:t>
       </w:r>
@@ -526,15 +526,17 @@
         </w:rPr>
         <w:t xml:space="preserve">ImageSprite</w:t>
       </w:r>
-    </w:p>
-    <w:bookmarkStart w:id="12" w:name="a.3-a-sprite-thats-a-picture"/>
+      <w:bookmarkEnd w:id="12"/>
+    </w:p>
     <w:p>
       <w:pPr>
         <w:pStyle w:val="Heading2"/>
       </w:pPr>
+      <w:bookmarkStart w:id="13" w:name="_7a93c8c7eb2e5cd4b64f1571f8761375fd3d67d"/>
       <w:r>
         <w:t xml:space="preserve">A.3  A sprite that's a picture</w:t>
       </w:r>
+      <w:bookmarkEnd w:id="13"/>
     </w:p>
     <w:p>
       <w:pPr>
@@ -1019,15 +1021,15 @@
         <w:t xml:space="preserve">just looks at.</w:t>
       </w:r>
     </w:p>
-    <w:bookmarkEnd w:id="12"/>
-    <w:bookmarkStart w:id="16" w:name="step-1---a-picture-in-the-world"/>
     <w:p>
       <w:pPr>
         <w:pStyle w:val="Heading2"/>
       </w:pPr>
+      <w:bookmarkStart w:id="14" w:name="_d72f8f0b0faf461c6da84fc958a42c9292ceb46"/>
       <w:r>
         <w:t xml:space="preserve">Step 1 - A picture in the world</w:t>
       </w:r>
+      <w:bookmarkEnd w:id="14"/>
     </w:p>
     <w:p>
       <w:pPr>
@@ -1727,7 +1729,7 @@
           </w:tcPr>
           <w:p>
             <w:pPr>
-              <w:pStyle w:val="BodyText"/>
+              <w:pStyle w:val="FirstParagraph"/>
             </w:pPr>
             <w:r>
               <w:rPr>
@@ -1757,18 +1759,18 @@
           <wp:inline>
             <wp:extent cx="3108960" cy="2331720"/>
             <wp:effectExtent b="0" l="0" r="0" t="0"/>
-            <wp:docPr descr="" title="" id="14" name="Picture"/>
+            <wp:docPr descr="" title="" id="16" name="Picture"/>
             <a:graphic>
               <a:graphicData uri="http://schemas.openxmlformats.org/drawingml/2006/picture">
                 <pic:pic>
                   <pic:nvPicPr>
-                    <pic:cNvPr descr="lessons/chapters\screenshots/bA_Start.png" id="15" name="Picture"/>
+                    <pic:cNvPr descr="lessons/chapters/screenshots/bA_Start.png" id="17" name="Picture"/>
                     <pic:cNvPicPr>
                       <a:picLocks noChangeArrowheads="1" noChangeAspect="1"/>
                     </pic:cNvPicPr>
                   </pic:nvPicPr>
                   <pic:blipFill>
-                    <a:blip r:embed="rId13"/>
+                    <a:blip r:embed="rId15"/>
                     <a:stretch>
                       <a:fillRect/>
                     </a:stretch>
@@ -1825,15 +1827,15 @@
         <w:t xml:space="preserve">squashed into a square looks wrong.</w:t>
       </w:r>
     </w:p>
-    <w:bookmarkEnd w:id="16"/>
-    <w:bookmarkStart w:id="20" w:name="step-2---when-the-picture-doesnt-show"/>
     <w:p>
       <w:pPr>
         <w:pStyle w:val="Heading2"/>
       </w:pPr>
+      <w:bookmarkStart w:id="18" w:name="_0b3dcb36e68ed0352d665d78ddaa700dcddbc55"/>
       <w:r>
         <w:t xml:space="preserve">Step 2 - When the picture doesn't show</w:t>
       </w:r>
+      <w:bookmarkEnd w:id="18"/>
     </w:p>
     <w:p>
       <w:pPr>
@@ -2229,18 +2231,18 @@
           <wp:inline>
             <wp:extent cx="3108960" cy="2543694"/>
             <wp:effectExtent b="0" l="0" r="0" t="0"/>
-            <wp:docPr descr="" title="" id="18" name="Picture"/>
+            <wp:docPr descr="" title="" id="20" name="Picture"/>
             <a:graphic>
               <a:graphicData uri="http://schemas.openxmlformats.org/drawingml/2006/picture">
                 <pic:pic>
                   <pic:nvPicPr>
-                    <pic:cNvPr descr="lessons/chapters\screenshots/bA_White.png" id="19" name="Picture"/>
+                    <pic:cNvPr descr="lessons/chapters/screenshots/bA_White.png" id="21" name="Picture"/>
                     <pic:cNvPicPr>
                       <a:picLocks noChangeArrowheads="1" noChangeAspect="1"/>
                     </pic:cNvPicPr>
                   </pic:nvPicPr>
                   <pic:blipFill>
-                    <a:blip r:embed="rId17"/>
+                    <a:blip r:embed="rId19"/>
                     <a:stretch>
                       <a:fillRect/>
                     </a:stretch>
@@ -2277,25 +2279,25 @@
         <w:t xml:space="preserve">The same character, saved on a white background.</w:t>
       </w:r>
     </w:p>
-    <w:bookmarkEnd w:id="20"/>
-    <w:bookmarkEnd w:id="21"/>
-    <w:bookmarkStart w:id="39" w:name="part-three---your-character-as-a-picture"/>
     <w:p>
       <w:pPr>
         <w:pStyle w:val="Heading1"/>
       </w:pPr>
+      <w:bookmarkStart w:id="22" w:name="_ebfa0ab4ce12a2c6186d0e1a1478c34b331de43"/>
       <w:r>
         <w:t xml:space="preserve">Part Three - Your character as a picture</w:t>
       </w:r>
-    </w:p>
-    <w:bookmarkStart w:id="22" w:name="a.4-keep-the-blob"/>
+      <w:bookmarkEnd w:id="22"/>
+    </w:p>
     <w:p>
       <w:pPr>
         <w:pStyle w:val="Heading2"/>
       </w:pPr>
+      <w:bookmarkStart w:id="23" w:name="_9a2f07b37598fdd50565bec76cd35dc94e135c3"/>
       <w:r>
         <w:t xml:space="preserve">A.4  Keep the Blob</w:t>
       </w:r>
+      <w:bookmarkEnd w:id="23"/>
     </w:p>
     <w:p>
       <w:pPr>
@@ -2359,12 +2361,11 @@
         <w:t xml:space="preserve">to draw a picture in place of shapes.</w:t>
       </w:r>
     </w:p>
-    <w:bookmarkEnd w:id="22"/>
-    <w:bookmarkStart w:id="23" w:name="step-3---myimagecharacter"/>
     <w:p>
       <w:pPr>
         <w:pStyle w:val="Heading2"/>
       </w:pPr>
+      <w:bookmarkStart w:id="24" w:name="_784184107745a689ae679bcbbb9972a5e42eb51"/>
       <w:r>
         <w:t xml:space="preserve">Step 3 -</w:t>
       </w:r>
@@ -2377,6 +2378,7 @@
         </w:rPr>
         <w:t xml:space="preserve">MyImageCharacter</w:t>
       </w:r>
+      <w:bookmarkEnd w:id="24"/>
     </w:p>
     <w:p>
       <w:pPr>
@@ -3125,6 +3127,216 @@
       <w:r>
         <w:t xml:space="preserve">.  Three things are new.</w:t>
       </w:r>
+    </w:p>
+    <w:tbl>
+      <w:tblPr>
+        <w:tblW w:w="9360" w:type="dxa"/>
+        <w:tblInd w:w="92" w:type="dxa"/>
+        <w:tblLayout w:type="fixed"/>
+        <w:tblBorders>
+          <w:top w:val="nil"/>
+          <w:left w:val="nil"/>
+          <w:bottom w:val="nil"/>
+          <w:right w:val="nil"/>
+          <w:insideH w:val="nil"/>
+          <w:insideV w:val="nil"/>
+        </w:tblBorders>
+        <w:tblCellMar>
+          <w:top w:w="0" w:type="dxa"/>
+          <w:left w:w="200" w:type="dxa"/>
+          <w:bottom w:w="0" w:type="dxa"/>
+          <w:right w:w="200" w:type="dxa"/>
+        </w:tblCellMar>
+        <w:tblLook w:val="0000" w:firstRow="0" w:lastRow="0" w:firstColumn="0" w:lastColumn="0" w:noHBand="1" w:noVBand="1"/>
+      </w:tblPr>
+      <w:tblGrid>
+        <w:gridCol w:w="9360"/>
+      </w:tblGrid>
+      <w:tr>
+        <w:trPr>
+          <w:cantSplit/>
+        </w:trPr>
+        <w:tc>
+          <w:tcPr>
+            <w:tcW w:w="9360" w:type="dxa"/>
+            <w:tcBorders>
+              <w:top w:val="single" w:sz="4" w:space="0" w:color="CFE0F3"/>
+              <w:left w:val="single" w:sz="36" w:space="0" w:color="2B6CB0"/>
+              <w:bottom w:val="single" w:sz="4" w:space="0" w:color="CFE0F3"/>
+              <w:right w:val="single" w:sz="4" w:space="0" w:color="CFE0F3"/>
+            </w:tcBorders>
+            <w:shd w:val="clear" w:color="auto" w:fill="F2F7FD"/>
+            <w:tcMar>
+              <w:top w:w="60" w:type="dxa"/>
+              <w:bottom w:w="60" w:type="dxa"/>
+            </w:tcMar>
+          </w:tcPr>
+          <w:p>
+            <w:pPr>
+              <w:pStyle w:val="FirstParagraph"/>
+            </w:pPr>
+            <w:r>
+              <w:rPr>
+                <w:b/>
+                <w:bCs/>
+              </w:rPr>
+              <w:t xml:space="preserve">Aside: </w:t>
+            </w:r>
+            <w:r>
+              <w:rPr>
+                <w:b/>
+                <w:bCs/>
+              </w:rPr>
+              <w:t xml:space="preserve"> </w:t>
+            </w:r>
+            <w:r>
+              <w:rPr>
+                <w:rStyle w:val="VerbatimChar"/>
+                <w:b/>
+                <w:bCs/>
+              </w:rPr>
+              <w:t xml:space="preserve">PImage</w:t>
+            </w:r>
+            <w:r>
+              <w:rPr>
+                <w:b/>
+                <w:bCs/>
+              </w:rPr>
+              <w:t xml:space="preserve"> </w:t>
+            </w:r>
+            <w:r>
+              <w:rPr>
+                <w:b/>
+                <w:bCs/>
+              </w:rPr>
+              <w:t xml:space="preserve">and</w:t>
+            </w:r>
+            <w:r>
+              <w:rPr>
+                <w:b/>
+                <w:bCs/>
+              </w:rPr>
+              <w:t xml:space="preserve"> </w:t>
+            </w:r>
+            <w:r>
+              <w:rPr>
+                <w:rStyle w:val="VerbatimChar"/>
+                <w:b/>
+                <w:bCs/>
+              </w:rPr>
+              <w:t xml:space="preserve">loadImage()</w:t>
+            </w:r>
+          </w:p>
+          <w:p>
+            <w:pPr>
+              <w:pStyle w:val="BodyText"/>
+            </w:pPr>
+            <w:r>
+              <w:t xml:space="preserve">A</w:t>
+            </w:r>
+            <w:r>
+              <w:t xml:space="preserve"> </w:t>
+            </w:r>
+            <w:r>
+              <w:rPr>
+                <w:rStyle w:val="VerbatimChar"/>
+                <w:b/>
+                <w:bCs/>
+              </w:rPr>
+              <w:t xml:space="preserve">PImage</w:t>
+            </w:r>
+            <w:r>
+              <w:t xml:space="preserve"> </w:t>
+            </w:r>
+            <w:r>
+              <w:t xml:space="preserve">is Processing's kind of variable for a picture. </w:t>
+            </w:r>
+            <w:r>
+              <w:t xml:space="preserve"> </w:t>
+            </w:r>
+            <w:r>
+              <w:rPr>
+                <w:rStyle w:val="VerbatimChar"/>
+              </w:rPr>
+              <w:t xml:space="preserve">PImage img;</w:t>
+            </w:r>
+            <w:r>
+              <w:t xml:space="preserve"> </w:t>
+            </w:r>
+            <w:r>
+              <w:t xml:space="preserve">makes a box for one. </w:t>
+            </w:r>
+            <w:r>
+              <w:t xml:space="preserve"> </w:t>
+            </w:r>
+            <w:r>
+              <w:rPr>
+                <w:rStyle w:val="VerbatimChar"/>
+              </w:rPr>
+              <w:t xml:space="preserve">loadImage(fileName)</w:t>
+            </w:r>
+            <w:r>
+              <w:t xml:space="preserve"> </w:t>
+            </w:r>
+            <w:r>
+              <w:t xml:space="preserve">reads the file out of your</w:t>
+            </w:r>
+            <w:r>
+              <w:t xml:space="preserve"> </w:t>
+            </w:r>
+            <w:r>
+              <w:rPr>
+                <w:rStyle w:val="VerbatimChar"/>
+              </w:rPr>
+              <w:t xml:space="preserve">data</w:t>
+            </w:r>
+            <w:r>
+              <w:t xml:space="preserve"> </w:t>
+            </w:r>
+            <w:r>
+              <w:t xml:space="preserve">folder and puts it in the box.  The constructor does that once, when the</w:t>
+            </w:r>
+            <w:r>
+              <w:t xml:space="preserve"> </w:t>
+            </w:r>
+            <w:r>
+              <w:t xml:space="preserve">character is made. </w:t>
+            </w:r>
+            <w:r>
+              <w:t xml:space="preserve"> </w:t>
+            </w:r>
+            <w:r>
+              <w:rPr>
+                <w:rStyle w:val="VerbatimChar"/>
+              </w:rPr>
+              <w:t xml:space="preserve">String</w:t>
+            </w:r>
+            <w:r>
+              <w:t xml:space="preserve"> </w:t>
+            </w:r>
+            <w:r>
+              <w:t xml:space="preserve">is the kind of thing a piece of text is, like</w:t>
+            </w:r>
+            <w:r>
+              <w:t xml:space="preserve"> </w:t>
+            </w:r>
+            <w:r>
+              <w:rPr>
+                <w:rStyle w:val="VerbatimChar"/>
+              </w:rPr>
+              <w:t xml:space="preserve">"hero.png"</w:t>
+            </w:r>
+            <w:r>
+              <w:t xml:space="preserve">.</w:t>
+            </w:r>
+          </w:p>
+        </w:tc>
+      </w:tr>
+    </w:tbl>
+    <w:p>
+      <w:pPr>
+        <w:spacing w:before="0" w:after="0" w:line="120" w:lineRule="exact"/>
+      </w:pPr>
     </w:p>
     <w:tbl>
       <w:tblPr>
@@ -3193,21 +3405,14 @@
                 <w:b/>
                 <w:bCs/>
               </w:rPr>
-              <w:t xml:space="preserve">PImage</w:t>
+              <w:t xml:space="preserve">imageMode(CENTER)</w:t>
             </w:r>
             <w:r>
               <w:rPr>
                 <w:b/>
                 <w:bCs/>
               </w:rPr>
-              <w:t xml:space="preserve"> </w:t>
-            </w:r>
-            <w:r>
-              <w:rPr>
-                <w:b/>
-                <w:bCs/>
-              </w:rPr>
-              <w:t xml:space="preserve">and</w:t>
+              <w:t xml:space="preserve">, and</w:t>
             </w:r>
             <w:r>
               <w:rPr>
@@ -3222,7 +3427,7 @@
                 <w:b/>
                 <w:bCs/>
               </w:rPr>
-              <w:t xml:space="preserve">loadImage()</w:t>
+              <w:t xml:space="preserve">pushStyle()</w:t>
             </w:r>
           </w:p>
           <w:p>
@@ -3230,24 +3435,22 @@
               <w:pStyle w:val="BodyText"/>
             </w:pPr>
             <w:r>
-              <w:t xml:space="preserve">A</w:t>
-            </w:r>
-            <w:r>
-              <w:t xml:space="preserve"> </w:t>
-            </w:r>
-            <w:r>
               <w:rPr>
                 <w:rStyle w:val="VerbatimChar"/>
-                <w:b/>
-                <w:bCs/>
-              </w:rPr>
-              <w:t xml:space="preserve">PImage</w:t>
-            </w:r>
-            <w:r>
-              <w:t xml:space="preserve"> </w:t>
-            </w:r>
-            <w:r>
-              <w:t xml:space="preserve">is Processing's kind of variable for a picture. </w:t>
+              </w:rPr>
+              <w:t xml:space="preserve">image(img, pos.x, pos.y, 60, 60)</w:t>
+            </w:r>
+            <w:r>
+              <w:t xml:space="preserve"> </w:t>
+            </w:r>
+            <w:r>
+              <w:t xml:space="preserve">draws the picture, 60 by 60.  Normally a</w:t>
+            </w:r>
+            <w:r>
+              <w:t xml:space="preserve"> </w:t>
+            </w:r>
+            <w:r>
+              <w:t xml:space="preserve">picture is placed by its top-left corner, like a</w:t>
             </w:r>
             <w:r>
               <w:t xml:space="preserve"> </w:t>
@@ -3256,13 +3459,10 @@
               <w:rPr>
                 <w:rStyle w:val="VerbatimChar"/>
               </w:rPr>
-              <w:t xml:space="preserve">PImage img;</w:t>
-            </w:r>
-            <w:r>
-              <w:t xml:space="preserve"> </w:t>
-            </w:r>
-            <w:r>
-              <w:t xml:space="preserve">makes a box for one. </w:t>
+              <w:t xml:space="preserve">Block</w:t>
+            </w:r>
+            <w:r>
+              <w:t xml:space="preserve">. </w:t>
             </w:r>
             <w:r>
               <w:t xml:space="preserve"> </w:t>
@@ -3271,13 +3471,19 @@
               <w:rPr>
                 <w:rStyle w:val="VerbatimChar"/>
               </w:rPr>
-              <w:t xml:space="preserve">loadImage(fileName)</w:t>
-            </w:r>
-            <w:r>
-              <w:t xml:space="preserve"> </w:t>
-            </w:r>
-            <w:r>
-              <w:t xml:space="preserve">reads the file out of your</w:t>
+              <w:t xml:space="preserve">imageMode(CENTER)</w:t>
+            </w:r>
+            <w:r>
+              <w:t xml:space="preserve"> </w:t>
+            </w:r>
+            <w:r>
+              <w:t xml:space="preserve">places it by its middle, so it sits on the belly button</w:t>
+            </w:r>
+            <w:r>
+              <w:t xml:space="preserve"> </w:t>
+            </w:r>
+            <w:r>
+              <w:t xml:space="preserve">like every other part of your character. </w:t>
             </w:r>
             <w:r>
               <w:t xml:space="preserve"> </w:t>
@@ -3286,19 +3492,13 @@
               <w:rPr>
                 <w:rStyle w:val="VerbatimChar"/>
               </w:rPr>
-              <w:t xml:space="preserve">data</w:t>
-            </w:r>
-            <w:r>
-              <w:t xml:space="preserve"> </w:t>
-            </w:r>
-            <w:r>
-              <w:t xml:space="preserve">folder and puts it in the box.  The constructor does that once, when the</w:t>
-            </w:r>
-            <w:r>
-              <w:t xml:space="preserve"> </w:t>
-            </w:r>
-            <w:r>
-              <w:t xml:space="preserve">character is made. </w:t>
+              <w:t xml:space="preserve">pushStyle()</w:t>
+            </w:r>
+            <w:r>
+              <w:t xml:space="preserve"> </w:t>
+            </w:r>
+            <w:r>
+              <w:t xml:space="preserve">and</w:t>
             </w:r>
             <w:r>
               <w:t xml:space="preserve"> </w:t>
@@ -3307,13 +3507,19 @@
               <w:rPr>
                 <w:rStyle w:val="VerbatimChar"/>
               </w:rPr>
-              <w:t xml:space="preserve">String</w:t>
-            </w:r>
-            <w:r>
-              <w:t xml:space="preserve"> </w:t>
-            </w:r>
-            <w:r>
-              <w:t xml:space="preserve">is the kind of thing a piece of text is, like</w:t>
+              <w:t xml:space="preserve">popStyle()</w:t>
+            </w:r>
+            <w:r>
+              <w:t xml:space="preserve"> </w:t>
+            </w:r>
+            <w:r>
+              <w:t xml:space="preserve">save</w:t>
+            </w:r>
+            <w:r>
+              <w:t xml:space="preserve"> </w:t>
+            </w:r>
+            <w:r>
+              <w:t xml:space="preserve">and put back Processing's settings around it, so</w:t>
             </w:r>
             <w:r>
               <w:t xml:space="preserve"> </w:t>
@@ -3322,10 +3528,19 @@
               <w:rPr>
                 <w:rStyle w:val="VerbatimChar"/>
               </w:rPr>
-              <w:t xml:space="preserve">"hero.png"</w:t>
-            </w:r>
-            <w:r>
-              <w:t xml:space="preserve">.</w:t>
+              <w:t xml:space="preserve">imageMode</w:t>
+            </w:r>
+            <w:r>
+              <w:t xml:space="preserve"> </w:t>
+            </w:r>
+            <w:r>
+              <w:t xml:space="preserve">only changes</w:t>
+            </w:r>
+            <w:r>
+              <w:t xml:space="preserve"> </w:t>
+            </w:r>
+            <w:r>
+              <w:t xml:space="preserve">your character's drawing.</w:t>
             </w:r>
           </w:p>
         </w:tc>
@@ -3336,219 +3551,6 @@
         <w:spacing w:before="0" w:after="0" w:line="120" w:lineRule="exact"/>
       </w:pPr>
     </w:p>
-    <w:tbl>
-      <w:tblPr>
-        <w:tblW w:w="9360" w:type="dxa"/>
-        <w:tblInd w:w="92" w:type="dxa"/>
-        <w:tblLayout w:type="fixed"/>
-        <w:tblBorders>
-          <w:top w:val="nil"/>
-          <w:left w:val="nil"/>
-          <w:bottom w:val="nil"/>
-          <w:right w:val="nil"/>
-          <w:insideH w:val="nil"/>
-          <w:insideV w:val="nil"/>
-        </w:tblBorders>
-        <w:tblCellMar>
-          <w:top w:w="0" w:type="dxa"/>
-          <w:left w:w="200" w:type="dxa"/>
-          <w:bottom w:w="0" w:type="dxa"/>
-          <w:right w:w="200" w:type="dxa"/>
-        </w:tblCellMar>
-        <w:tblLook w:val="0000" w:firstRow="0" w:lastRow="0" w:firstColumn="0" w:lastColumn="0" w:noHBand="1" w:noVBand="1"/>
-      </w:tblPr>
-      <w:tblGrid>
-        <w:gridCol w:w="9360"/>
-      </w:tblGrid>
-      <w:tr>
-        <w:trPr>
-          <w:cantSplit/>
-        </w:trPr>
-        <w:tc>
-          <w:tcPr>
-            <w:tcW w:w="9360" w:type="dxa"/>
-            <w:tcBorders>
-              <w:top w:val="single" w:sz="4" w:space="0" w:color="CFE0F3"/>
-              <w:left w:val="single" w:sz="36" w:space="0" w:color="2B6CB0"/>
-              <w:bottom w:val="single" w:sz="4" w:space="0" w:color="CFE0F3"/>
-              <w:right w:val="single" w:sz="4" w:space="0" w:color="CFE0F3"/>
-            </w:tcBorders>
-            <w:shd w:val="clear" w:color="auto" w:fill="F2F7FD"/>
-            <w:tcMar>
-              <w:top w:w="60" w:type="dxa"/>
-              <w:bottom w:w="60" w:type="dxa"/>
-            </w:tcMar>
-          </w:tcPr>
-          <w:p>
-            <w:pPr>
-              <w:pStyle w:val="BodyText"/>
-            </w:pPr>
-            <w:r>
-              <w:rPr>
-                <w:b/>
-                <w:bCs/>
-              </w:rPr>
-              <w:t xml:space="preserve">Aside: </w:t>
-            </w:r>
-            <w:r>
-              <w:rPr>
-                <w:b/>
-                <w:bCs/>
-              </w:rPr>
-              <w:t xml:space="preserve"> </w:t>
-            </w:r>
-            <w:r>
-              <w:rPr>
-                <w:rStyle w:val="VerbatimChar"/>
-                <w:b/>
-                <w:bCs/>
-              </w:rPr>
-              <w:t xml:space="preserve">imageMode(CENTER)</w:t>
-            </w:r>
-            <w:r>
-              <w:rPr>
-                <w:b/>
-                <w:bCs/>
-              </w:rPr>
-              <w:t xml:space="preserve">, and</w:t>
-            </w:r>
-            <w:r>
-              <w:rPr>
-                <w:b/>
-                <w:bCs/>
-              </w:rPr>
-              <w:t xml:space="preserve"> </w:t>
-            </w:r>
-            <w:r>
-              <w:rPr>
-                <w:rStyle w:val="VerbatimChar"/>
-                <w:b/>
-                <w:bCs/>
-              </w:rPr>
-              <w:t xml:space="preserve">pushStyle()</w:t>
-            </w:r>
-          </w:p>
-          <w:p>
-            <w:pPr>
-              <w:pStyle w:val="BodyText"/>
-            </w:pPr>
-            <w:r>
-              <w:rPr>
-                <w:rStyle w:val="VerbatimChar"/>
-              </w:rPr>
-              <w:t xml:space="preserve">image(img, pos.x, pos.y, 60, 60)</w:t>
-            </w:r>
-            <w:r>
-              <w:t xml:space="preserve"> </w:t>
-            </w:r>
-            <w:r>
-              <w:t xml:space="preserve">draws the picture, 60 by 60.  Normally a</w:t>
-            </w:r>
-            <w:r>
-              <w:t xml:space="preserve"> </w:t>
-            </w:r>
-            <w:r>
-              <w:t xml:space="preserve">picture is placed by its top-left corner, like a</w:t>
-            </w:r>
-            <w:r>
-              <w:t xml:space="preserve"> </w:t>
-            </w:r>
-            <w:r>
-              <w:rPr>
-                <w:rStyle w:val="VerbatimChar"/>
-              </w:rPr>
-              <w:t xml:space="preserve">Block</w:t>
-            </w:r>
-            <w:r>
-              <w:t xml:space="preserve">. </w:t>
-            </w:r>
-            <w:r>
-              <w:t xml:space="preserve"> </w:t>
-            </w:r>
-            <w:r>
-              <w:rPr>
-                <w:rStyle w:val="VerbatimChar"/>
-              </w:rPr>
-              <w:t xml:space="preserve">imageMode(CENTER)</w:t>
-            </w:r>
-            <w:r>
-              <w:t xml:space="preserve"> </w:t>
-            </w:r>
-            <w:r>
-              <w:t xml:space="preserve">places it by its middle, so it sits on the belly button</w:t>
-            </w:r>
-            <w:r>
-              <w:t xml:space="preserve"> </w:t>
-            </w:r>
-            <w:r>
-              <w:t xml:space="preserve">like every other part of your character. </w:t>
-            </w:r>
-            <w:r>
-              <w:t xml:space="preserve"> </w:t>
-            </w:r>
-            <w:r>
-              <w:rPr>
-                <w:rStyle w:val="VerbatimChar"/>
-              </w:rPr>
-              <w:t xml:space="preserve">pushStyle()</w:t>
-            </w:r>
-            <w:r>
-              <w:t xml:space="preserve"> </w:t>
-            </w:r>
-            <w:r>
-              <w:t xml:space="preserve">and</w:t>
-            </w:r>
-            <w:r>
-              <w:t xml:space="preserve"> </w:t>
-            </w:r>
-            <w:r>
-              <w:rPr>
-                <w:rStyle w:val="VerbatimChar"/>
-              </w:rPr>
-              <w:t xml:space="preserve">popStyle()</w:t>
-            </w:r>
-            <w:r>
-              <w:t xml:space="preserve"> </w:t>
-            </w:r>
-            <w:r>
-              <w:t xml:space="preserve">save</w:t>
-            </w:r>
-            <w:r>
-              <w:t xml:space="preserve"> </w:t>
-            </w:r>
-            <w:r>
-              <w:t xml:space="preserve">and put back Processing's settings around it, so</w:t>
-            </w:r>
-            <w:r>
-              <w:t xml:space="preserve"> </w:t>
-            </w:r>
-            <w:r>
-              <w:rPr>
-                <w:rStyle w:val="VerbatimChar"/>
-              </w:rPr>
-              <w:t xml:space="preserve">imageMode</w:t>
-            </w:r>
-            <w:r>
-              <w:t xml:space="preserve"> </w:t>
-            </w:r>
-            <w:r>
-              <w:t xml:space="preserve">only changes</w:t>
-            </w:r>
-            <w:r>
-              <w:t xml:space="preserve"> </w:t>
-            </w:r>
-            <w:r>
-              <w:t xml:space="preserve">your character's drawing.</w:t>
-            </w:r>
-          </w:p>
-        </w:tc>
-      </w:tr>
-    </w:tbl>
-    <w:p>
-      <w:pPr>
-        <w:spacing w:before="0" w:after="0" w:line="120" w:lineRule="exact"/>
-      </w:pPr>
-    </w:p>
     <w:p>
       <w:pPr>
         <w:pStyle w:val="KeepWithNext"/>
@@ -3740,441 +3742,6 @@
       </w:pPr>
       <w:r>
         <w:t xml:space="preserve">Use your own file's name.  Run it, and move your character around.</w:t>
-      </w:r>
-    </w:p>
-    <w:tbl>
-      <w:tblPr>
-        <w:tblW w:w="9360" w:type="dxa"/>
-        <w:tblInd w:w="92" w:type="dxa"/>
-        <w:tblLayout w:type="fixed"/>
-        <w:tblBorders>
-          <w:top w:val="nil"/>
-          <w:left w:val="nil"/>
-          <w:bottom w:val="nil"/>
-          <w:right w:val="nil"/>
-          <w:insideH w:val="nil"/>
-          <w:insideV w:val="nil"/>
-        </w:tblBorders>
-        <w:tblCellMar>
-          <w:top w:w="0" w:type="dxa"/>
-          <w:left w:w="200" w:type="dxa"/>
-          <w:bottom w:w="0" w:type="dxa"/>
-          <w:right w:w="200" w:type="dxa"/>
-        </w:tblCellMar>
-        <w:tblLook w:val="0000" w:firstRow="0" w:lastRow="0" w:firstColumn="0" w:lastColumn="0" w:noHBand="1" w:noVBand="1"/>
-      </w:tblPr>
-      <w:tblGrid>
-        <w:gridCol w:w="9360"/>
-      </w:tblGrid>
-      <w:tr>
-        <w:trPr>
-          <w:cantSplit/>
-        </w:trPr>
-        <w:tc>
-          <w:tcPr>
-            <w:tcW w:w="9360" w:type="dxa"/>
-            <w:tcBorders>
-              <w:top w:val="single" w:sz="4" w:space="0" w:color="C2E6D1"/>
-              <w:left w:val="single" w:sz="36" w:space="0" w:color="1D7A44"/>
-              <w:bottom w:val="single" w:sz="4" w:space="0" w:color="C2E6D1"/>
-              <w:right w:val="single" w:sz="4" w:space="0" w:color="C2E6D1"/>
-            </w:tcBorders>
-            <w:shd w:val="clear" w:color="auto" w:fill="F1FBF5"/>
-            <w:tcMar>
-              <w:top w:w="60" w:type="dxa"/>
-              <w:bottom w:w="60" w:type="dxa"/>
-            </w:tcMar>
-          </w:tcPr>
-          <w:p>
-            <w:pPr>
-              <w:pStyle w:val="BodyText"/>
-            </w:pPr>
-            <w:r>
-              <w:rPr>
-                <w:b/>
-                <w:bCs/>
-              </w:rPr>
-              <w:t xml:space="preserve">Check.</w:t>
-            </w:r>
-            <w:r>
-              <w:t xml:space="preserve">  Your picture, moving and colliding the way your shape character</w:t>
-            </w:r>
-            <w:r>
-              <w:t xml:space="preserve"> </w:t>
-            </w:r>
-            <w:r>
-              <w:t xml:space="preserve">did.</w:t>
-            </w:r>
-          </w:p>
-        </w:tc>
-      </w:tr>
-    </w:tbl>
-    <w:p>
-      <w:pPr>
-        <w:spacing w:before="0" w:after="0" w:line="120" w:lineRule="exact"/>
-      </w:pPr>
-    </w:p>
-    <w:bookmarkEnd w:id="23"/>
-    <w:bookmarkStart w:id="30" w:name="step-4---see-your-hitbox"/>
-    <w:p>
-      <w:pPr>
-        <w:pStyle w:val="Heading2"/>
-      </w:pPr>
-      <w:r>
-        <w:t xml:space="preserve">Step 4 - See your hitbox</w:t>
-      </w:r>
-    </w:p>
-    <w:p>
-      <w:pPr>
-        <w:pStyle w:val="FirstParagraph"/>
-      </w:pPr>
-      <w:r>
-        <w:t xml:space="preserve">The radius in</w:t>
-      </w:r>
-      <w:r>
-        <w:t xml:space="preserve"> </w:t>
-      </w:r>
-      <w:r>
-        <w:rPr>
-          <w:rStyle w:val="VerbatimChar"/>
-        </w:rPr>
-        <w:t xml:space="preserve">super(...)</w:t>
-      </w:r>
-      <w:r>
-        <w:t xml:space="preserve"> </w:t>
-      </w:r>
-      <w:r>
-        <w:t xml:space="preserve">is</w:t>
-      </w:r>
-      <w:r>
-        <w:t xml:space="preserve"> </w:t>
-      </w:r>
-      <w:r>
-        <w:rPr>
-          <w:b/>
-          <w:bCs/>
-        </w:rPr>
-        <w:t xml:space="preserve">still</w:t>
-      </w:r>
-      <w:r>
-        <w:t xml:space="preserve"> </w:t>
-      </w:r>
-      <w:r>
-        <w:t xml:space="preserve">your hitbox.  The picture doesn't change</w:t>
-      </w:r>
-      <w:r>
-        <w:t xml:space="preserve"> </w:t>
-      </w:r>
-      <w:r>
-        <w:t xml:space="preserve">that.  So it helps to see where the hitbox is while you tune it.</w:t>
-      </w:r>
-    </w:p>
-    <w:p>
-      <w:pPr>
-        <w:pStyle w:val="KeepWithNext"/>
-      </w:pPr>
-      <w:r>
-        <w:rPr>
-          <w:b/>
-          <w:bCs/>
-        </w:rPr>
-        <w:t xml:space="preserve">Build it.</w:t>
-      </w:r>
-      <w:r>
-        <w:t xml:space="preserve">  At the end of</w:t>
-      </w:r>
-      <w:r>
-        <w:t xml:space="preserve"> </w:t>
-      </w:r>
-      <w:r>
-        <w:rPr>
-          <w:rStyle w:val="VerbatimChar"/>
-        </w:rPr>
-        <w:t xml:space="preserve">drawSprite()</w:t>
-      </w:r>
-      <w:r>
-        <w:t xml:space="preserve">, after</w:t>
-      </w:r>
-      <w:r>
-        <w:t xml:space="preserve"> </w:t>
-      </w:r>
-      <w:r>
-        <w:rPr>
-          <w:rStyle w:val="VerbatimChar"/>
-        </w:rPr>
-        <w:t xml:space="preserve">popStyle()</w:t>
-      </w:r>
-      <w:r>
-        <w:t xml:space="preserve">, draw the hitbox</w:t>
-      </w:r>
-      <w:r>
-        <w:t xml:space="preserve"> </w:t>
-      </w:r>
-      <w:r>
-        <w:t xml:space="preserve">as a ring:</w:t>
-      </w:r>
-    </w:p>
-    <w:p>
-      <w:pPr>
-        <w:pStyle w:val="SourceCode"/>
-      </w:pPr>
-      <w:r>
-        <w:rPr>
-          <w:rStyle w:val="NormalTok"/>
-        </w:rPr>
-        <w:t xml:space="preserve">    parent</w:t>
-      </w:r>
-      <w:r>
-        <w:rPr>
-          <w:rStyle w:val="OperatorTok"/>
-        </w:rPr>
-        <w:t xml:space="preserve">.</w:t>
-      </w:r>
-      <w:r>
-        <w:rPr>
-          <w:rStyle w:val="FunctionTok"/>
-        </w:rPr>
-        <w:t xml:space="preserve">noFill</w:t>
-      </w:r>
-      <w:r>
-        <w:rPr>
-          <w:rStyle w:val="OperatorTok"/>
-        </w:rPr>
-        <w:t xml:space="preserve">();</w:t>
-      </w:r>
-      <w:r>
-        <w:br/>
-      </w:r>
-      <w:r>
-        <w:rPr>
-          <w:rStyle w:val="NormalTok"/>
-        </w:rPr>
-        <w:t xml:space="preserve">    parent</w:t>
-      </w:r>
-      <w:r>
-        <w:rPr>
-          <w:rStyle w:val="OperatorTok"/>
-        </w:rPr>
-        <w:t xml:space="preserve">.</w:t>
-      </w:r>
-      <w:r>
-        <w:rPr>
-          <w:rStyle w:val="FunctionTok"/>
-        </w:rPr>
-        <w:t xml:space="preserve">stroke</w:t>
-      </w:r>
-      <w:r>
-        <w:rPr>
-          <w:rStyle w:val="OperatorTok"/>
-        </w:rPr>
-        <w:t xml:space="preserve">(</w:t>
-      </w:r>
-      <w:r>
-        <w:rPr>
-          <w:rStyle w:val="DecValTok"/>
-        </w:rPr>
-        <w:t xml:space="preserve">255</w:t>
-      </w:r>
-      <w:r>
-        <w:rPr>
-          <w:rStyle w:val="OperatorTok"/>
-        </w:rPr>
-        <w:t xml:space="preserve">,</w:t>
-      </w:r>
-      <w:r>
-        <w:rPr>
-          <w:rStyle w:val="NormalTok"/>
-        </w:rPr>
-        <w:t xml:space="preserve"> </w:t>
-      </w:r>
-      <w:r>
-        <w:rPr>
-          <w:rStyle w:val="DecValTok"/>
-        </w:rPr>
-        <w:t xml:space="preserve">0</w:t>
-      </w:r>
-      <w:r>
-        <w:rPr>
-          <w:rStyle w:val="OperatorTok"/>
-        </w:rPr>
-        <w:t xml:space="preserve">,</w:t>
-      </w:r>
-      <w:r>
-        <w:rPr>
-          <w:rStyle w:val="NormalTok"/>
-        </w:rPr>
-        <w:t xml:space="preserve"> </w:t>
-      </w:r>
-      <w:r>
-        <w:rPr>
-          <w:rStyle w:val="DecValTok"/>
-        </w:rPr>
-        <w:t xml:space="preserve">0</w:t>
-      </w:r>
-      <w:r>
-        <w:rPr>
-          <w:rStyle w:val="OperatorTok"/>
-        </w:rPr>
-        <w:t xml:space="preserve">);</w:t>
-      </w:r>
-      <w:r>
-        <w:br/>
-      </w:r>
-      <w:r>
-        <w:rPr>
-          <w:rStyle w:val="NormalTok"/>
-        </w:rPr>
-        <w:t xml:space="preserve">    parent</w:t>
-      </w:r>
-      <w:r>
-        <w:rPr>
-          <w:rStyle w:val="OperatorTok"/>
-        </w:rPr>
-        <w:t xml:space="preserve">.</w:t>
-      </w:r>
-      <w:r>
-        <w:rPr>
-          <w:rStyle w:val="FunctionTok"/>
-        </w:rPr>
-        <w:t xml:space="preserve">ellipse</w:t>
-      </w:r>
-      <w:r>
-        <w:rPr>
-          <w:rStyle w:val="OperatorTok"/>
-        </w:rPr>
-        <w:t xml:space="preserve">(</w:t>
-      </w:r>
-      <w:r>
-        <w:rPr>
-          <w:rStyle w:val="NormalTok"/>
-        </w:rPr>
-        <w:t xml:space="preserve">pos</w:t>
-      </w:r>
-      <w:r>
-        <w:rPr>
-          <w:rStyle w:val="OperatorTok"/>
-        </w:rPr>
-        <w:t xml:space="preserve">.</w:t>
-      </w:r>
-      <w:r>
-        <w:rPr>
-          <w:rStyle w:val="FunctionTok"/>
-        </w:rPr>
-        <w:t xml:space="preserve">x</w:t>
-      </w:r>
-      <w:r>
-        <w:rPr>
-          <w:rStyle w:val="OperatorTok"/>
-        </w:rPr>
-        <w:t xml:space="preserve">,</w:t>
-      </w:r>
-      <w:r>
-        <w:rPr>
-          <w:rStyle w:val="NormalTok"/>
-        </w:rPr>
-        <w:t xml:space="preserve"> pos</w:t>
-      </w:r>
-      <w:r>
-        <w:rPr>
-          <w:rStyle w:val="OperatorTok"/>
-        </w:rPr>
-        <w:t xml:space="preserve">.</w:t>
-      </w:r>
-      <w:r>
-        <w:rPr>
-          <w:rStyle w:val="FunctionTok"/>
-        </w:rPr>
-        <w:t xml:space="preserve">y</w:t>
-      </w:r>
-      <w:r>
-        <w:rPr>
-          <w:rStyle w:val="OperatorTok"/>
-        </w:rPr>
-        <w:t xml:space="preserve">,</w:t>
-      </w:r>
-      <w:r>
-        <w:rPr>
-          <w:rStyle w:val="NormalTok"/>
-        </w:rPr>
-        <w:t xml:space="preserve"> </w:t>
-      </w:r>
-      <w:r>
-        <w:rPr>
-          <w:rStyle w:val="DecValTok"/>
-        </w:rPr>
-        <w:t xml:space="preserve">2</w:t>
-      </w:r>
-      <w:r>
-        <w:rPr>
-          <w:rStyle w:val="NormalTok"/>
-        </w:rPr>
-        <w:t xml:space="preserve"> </w:t>
-      </w:r>
-      <w:r>
-        <w:rPr>
-          <w:rStyle w:val="OperatorTok"/>
-        </w:rPr>
-        <w:t xml:space="preserve">*</w:t>
-      </w:r>
-      <w:r>
-        <w:rPr>
-          <w:rStyle w:val="NormalTok"/>
-        </w:rPr>
-        <w:t xml:space="preserve"> radius</w:t>
-      </w:r>
-      <w:r>
-        <w:rPr>
-          <w:rStyle w:val="OperatorTok"/>
-        </w:rPr>
-        <w:t xml:space="preserve">,</w:t>
-      </w:r>
-      <w:r>
-        <w:rPr>
-          <w:rStyle w:val="NormalTok"/>
-        </w:rPr>
-        <w:t xml:space="preserve"> </w:t>
-      </w:r>
-      <w:r>
-        <w:rPr>
-          <w:rStyle w:val="DecValTok"/>
-        </w:rPr>
-        <w:t xml:space="preserve">2</w:t>
-      </w:r>
-      <w:r>
-        <w:rPr>
-          <w:rStyle w:val="NormalTok"/>
-        </w:rPr>
-        <w:t xml:space="preserve"> </w:t>
-      </w:r>
-      <w:r>
-        <w:rPr>
-          <w:rStyle w:val="OperatorTok"/>
-        </w:rPr>
-        <w:t xml:space="preserve">*</w:t>
-      </w:r>
-      <w:r>
-        <w:rPr>
-          <w:rStyle w:val="NormalTok"/>
-        </w:rPr>
-        <w:t xml:space="preserve"> radius</w:t>
-      </w:r>
-      <w:r>
-        <w:rPr>
-          <w:rStyle w:val="OperatorTok"/>
-        </w:rPr>
-        <w:t xml:space="preserve">);</w:t>
-      </w:r>
-      <w:r>
-        <w:rPr>
-          <w:rStyle w:val="NormalTok"/>
-        </w:rPr>
-        <w:t xml:space="preserve">   </w:t>
-      </w:r>
-      <w:r>
-        <w:rPr>
-          <w:rStyle w:val="CommentTok"/>
-        </w:rPr>
-        <w:t xml:space="preserve">// the hitbox</w:t>
       </w:r>
     </w:p>
     <w:tbl>
@@ -4232,22 +3799,13 @@
               <w:t xml:space="preserve">Check.</w:t>
             </w:r>
             <w:r>
-              <w:t xml:space="preserve">  A red ring around your picture.  That's exactly the circle</w:t>
-            </w:r>
-            <w:r>
-              <w:t xml:space="preserve"> </w:t>
-            </w:r>
-            <w:r>
-              <w:rPr>
-                <w:rStyle w:val="VerbatimChar"/>
-              </w:rPr>
-              <w:t xml:space="preserve">collidesWith()</w:t>
-            </w:r>
-            <w:r>
-              <w:t xml:space="preserve"> </w:t>
-            </w:r>
-            <w:r>
-              <w:t xml:space="preserve">uses.</w:t>
+              <w:t xml:space="preserve">  Your picture, moving and colliding the way your shape character</w:t>
+            </w:r>
+            <w:r>
+              <w:t xml:space="preserve"> </w:t>
+            </w:r>
+            <w:r>
+              <w:t xml:space="preserve">did.</w:t>
             </w:r>
           </w:p>
         </w:tc>
@@ -4260,6 +3818,450 @@
     </w:p>
     <w:p>
       <w:pPr>
+        <w:pStyle w:val="Heading2"/>
+      </w:pPr>
+      <w:bookmarkStart w:id="25" w:name="_0a1cb7332d66a6a21fcee142d398e0d1803675e"/>
+      <w:r>
+        <w:t xml:space="preserve">Step 4 - See your hitbox</w:t>
+      </w:r>
+      <w:bookmarkEnd w:id="25"/>
+    </w:p>
+    <w:p>
+      <w:pPr>
+        <w:pStyle w:val="FirstParagraph"/>
+      </w:pPr>
+      <w:r>
+        <w:t xml:space="preserve">The radius in</w:t>
+      </w:r>
+      <w:r>
+        <w:t xml:space="preserve"> </w:t>
+      </w:r>
+      <w:r>
+        <w:rPr>
+          <w:rStyle w:val="VerbatimChar"/>
+        </w:rPr>
+        <w:t xml:space="preserve">super(...)</w:t>
+      </w:r>
+      <w:r>
+        <w:t xml:space="preserve"> </w:t>
+      </w:r>
+      <w:r>
+        <w:t xml:space="preserve">is</w:t>
+      </w:r>
+      <w:r>
+        <w:t xml:space="preserve"> </w:t>
+      </w:r>
+      <w:r>
+        <w:rPr>
+          <w:b/>
+          <w:bCs/>
+        </w:rPr>
+        <w:t xml:space="preserve">still</w:t>
+      </w:r>
+      <w:r>
+        <w:t xml:space="preserve"> </w:t>
+      </w:r>
+      <w:r>
+        <w:t xml:space="preserve">your hitbox.  The picture doesn't change</w:t>
+      </w:r>
+      <w:r>
+        <w:t xml:space="preserve"> </w:t>
+      </w:r>
+      <w:r>
+        <w:t xml:space="preserve">that.  So it helps to see where the hitbox is while you tune it.</w:t>
+      </w:r>
+    </w:p>
+    <w:p>
+      <w:pPr>
+        <w:pStyle w:val="KeepWithNext"/>
+      </w:pPr>
+      <w:r>
+        <w:rPr>
+          <w:b/>
+          <w:bCs/>
+        </w:rPr>
+        <w:t xml:space="preserve">Build it.</w:t>
+      </w:r>
+      <w:r>
+        <w:t xml:space="preserve">  At the end of</w:t>
+      </w:r>
+      <w:r>
+        <w:t xml:space="preserve"> </w:t>
+      </w:r>
+      <w:r>
+        <w:rPr>
+          <w:rStyle w:val="VerbatimChar"/>
+        </w:rPr>
+        <w:t xml:space="preserve">drawSprite()</w:t>
+      </w:r>
+      <w:r>
+        <w:t xml:space="preserve">, after</w:t>
+      </w:r>
+      <w:r>
+        <w:t xml:space="preserve"> </w:t>
+      </w:r>
+      <w:r>
+        <w:rPr>
+          <w:rStyle w:val="VerbatimChar"/>
+        </w:rPr>
+        <w:t xml:space="preserve">popStyle()</w:t>
+      </w:r>
+      <w:r>
+        <w:t xml:space="preserve">, draw the hitbox</w:t>
+      </w:r>
+      <w:r>
+        <w:t xml:space="preserve"> </w:t>
+      </w:r>
+      <w:r>
+        <w:t xml:space="preserve">as a ring:</w:t>
+      </w:r>
+    </w:p>
+    <w:p>
+      <w:pPr>
+        <w:pStyle w:val="SourceCode"/>
+      </w:pPr>
+      <w:r>
+        <w:rPr>
+          <w:rStyle w:val="NormalTok"/>
+        </w:rPr>
+        <w:t xml:space="preserve">    parent</w:t>
+      </w:r>
+      <w:r>
+        <w:rPr>
+          <w:rStyle w:val="OperatorTok"/>
+        </w:rPr>
+        <w:t xml:space="preserve">.</w:t>
+      </w:r>
+      <w:r>
+        <w:rPr>
+          <w:rStyle w:val="FunctionTok"/>
+        </w:rPr>
+        <w:t xml:space="preserve">noFill</w:t>
+      </w:r>
+      <w:r>
+        <w:rPr>
+          <w:rStyle w:val="OperatorTok"/>
+        </w:rPr>
+        <w:t xml:space="preserve">();</w:t>
+      </w:r>
+      <w:r>
+        <w:br/>
+      </w:r>
+      <w:r>
+        <w:rPr>
+          <w:rStyle w:val="NormalTok"/>
+        </w:rPr>
+        <w:t xml:space="preserve">    parent</w:t>
+      </w:r>
+      <w:r>
+        <w:rPr>
+          <w:rStyle w:val="OperatorTok"/>
+        </w:rPr>
+        <w:t xml:space="preserve">.</w:t>
+      </w:r>
+      <w:r>
+        <w:rPr>
+          <w:rStyle w:val="FunctionTok"/>
+        </w:rPr>
+        <w:t xml:space="preserve">stroke</w:t>
+      </w:r>
+      <w:r>
+        <w:rPr>
+          <w:rStyle w:val="OperatorTok"/>
+        </w:rPr>
+        <w:t xml:space="preserve">(</w:t>
+      </w:r>
+      <w:r>
+        <w:rPr>
+          <w:rStyle w:val="DecValTok"/>
+        </w:rPr>
+        <w:t xml:space="preserve">255</w:t>
+      </w:r>
+      <w:r>
+        <w:rPr>
+          <w:rStyle w:val="OperatorTok"/>
+        </w:rPr>
+        <w:t xml:space="preserve">,</w:t>
+      </w:r>
+      <w:r>
+        <w:rPr>
+          <w:rStyle w:val="NormalTok"/>
+        </w:rPr>
+        <w:t xml:space="preserve"> </w:t>
+      </w:r>
+      <w:r>
+        <w:rPr>
+          <w:rStyle w:val="DecValTok"/>
+        </w:rPr>
+        <w:t xml:space="preserve">0</w:t>
+      </w:r>
+      <w:r>
+        <w:rPr>
+          <w:rStyle w:val="OperatorTok"/>
+        </w:rPr>
+        <w:t xml:space="preserve">,</w:t>
+      </w:r>
+      <w:r>
+        <w:rPr>
+          <w:rStyle w:val="NormalTok"/>
+        </w:rPr>
+        <w:t xml:space="preserve"> </w:t>
+      </w:r>
+      <w:r>
+        <w:rPr>
+          <w:rStyle w:val="DecValTok"/>
+        </w:rPr>
+        <w:t xml:space="preserve">0</w:t>
+      </w:r>
+      <w:r>
+        <w:rPr>
+          <w:rStyle w:val="OperatorTok"/>
+        </w:rPr>
+        <w:t xml:space="preserve">);</w:t>
+      </w:r>
+      <w:r>
+        <w:br/>
+      </w:r>
+      <w:r>
+        <w:rPr>
+          <w:rStyle w:val="NormalTok"/>
+        </w:rPr>
+        <w:t xml:space="preserve">    parent</w:t>
+      </w:r>
+      <w:r>
+        <w:rPr>
+          <w:rStyle w:val="OperatorTok"/>
+        </w:rPr>
+        <w:t xml:space="preserve">.</w:t>
+      </w:r>
+      <w:r>
+        <w:rPr>
+          <w:rStyle w:val="FunctionTok"/>
+        </w:rPr>
+        <w:t xml:space="preserve">ellipse</w:t>
+      </w:r>
+      <w:r>
+        <w:rPr>
+          <w:rStyle w:val="OperatorTok"/>
+        </w:rPr>
+        <w:t xml:space="preserve">(</w:t>
+      </w:r>
+      <w:r>
+        <w:rPr>
+          <w:rStyle w:val="NormalTok"/>
+        </w:rPr>
+        <w:t xml:space="preserve">pos</w:t>
+      </w:r>
+      <w:r>
+        <w:rPr>
+          <w:rStyle w:val="OperatorTok"/>
+        </w:rPr>
+        <w:t xml:space="preserve">.</w:t>
+      </w:r>
+      <w:r>
+        <w:rPr>
+          <w:rStyle w:val="FunctionTok"/>
+        </w:rPr>
+        <w:t xml:space="preserve">x</w:t>
+      </w:r>
+      <w:r>
+        <w:rPr>
+          <w:rStyle w:val="OperatorTok"/>
+        </w:rPr>
+        <w:t xml:space="preserve">,</w:t>
+      </w:r>
+      <w:r>
+        <w:rPr>
+          <w:rStyle w:val="NormalTok"/>
+        </w:rPr>
+        <w:t xml:space="preserve"> pos</w:t>
+      </w:r>
+      <w:r>
+        <w:rPr>
+          <w:rStyle w:val="OperatorTok"/>
+        </w:rPr>
+        <w:t xml:space="preserve">.</w:t>
+      </w:r>
+      <w:r>
+        <w:rPr>
+          <w:rStyle w:val="FunctionTok"/>
+        </w:rPr>
+        <w:t xml:space="preserve">y</w:t>
+      </w:r>
+      <w:r>
+        <w:rPr>
+          <w:rStyle w:val="OperatorTok"/>
+        </w:rPr>
+        <w:t xml:space="preserve">,</w:t>
+      </w:r>
+      <w:r>
+        <w:rPr>
+          <w:rStyle w:val="NormalTok"/>
+        </w:rPr>
+        <w:t xml:space="preserve"> </w:t>
+      </w:r>
+      <w:r>
+        <w:rPr>
+          <w:rStyle w:val="DecValTok"/>
+        </w:rPr>
+        <w:t xml:space="preserve">2</w:t>
+      </w:r>
+      <w:r>
+        <w:rPr>
+          <w:rStyle w:val="NormalTok"/>
+        </w:rPr>
+        <w:t xml:space="preserve"> </w:t>
+      </w:r>
+      <w:r>
+        <w:rPr>
+          <w:rStyle w:val="OperatorTok"/>
+        </w:rPr>
+        <w:t xml:space="preserve">*</w:t>
+      </w:r>
+      <w:r>
+        <w:rPr>
+          <w:rStyle w:val="NormalTok"/>
+        </w:rPr>
+        <w:t xml:space="preserve"> radius</w:t>
+      </w:r>
+      <w:r>
+        <w:rPr>
+          <w:rStyle w:val="OperatorTok"/>
+        </w:rPr>
+        <w:t xml:space="preserve">,</w:t>
+      </w:r>
+      <w:r>
+        <w:rPr>
+          <w:rStyle w:val="NormalTok"/>
+        </w:rPr>
+        <w:t xml:space="preserve"> </w:t>
+      </w:r>
+      <w:r>
+        <w:rPr>
+          <w:rStyle w:val="DecValTok"/>
+        </w:rPr>
+        <w:t xml:space="preserve">2</w:t>
+      </w:r>
+      <w:r>
+        <w:rPr>
+          <w:rStyle w:val="NormalTok"/>
+        </w:rPr>
+        <w:t xml:space="preserve"> </w:t>
+      </w:r>
+      <w:r>
+        <w:rPr>
+          <w:rStyle w:val="OperatorTok"/>
+        </w:rPr>
+        <w:t xml:space="preserve">*</w:t>
+      </w:r>
+      <w:r>
+        <w:rPr>
+          <w:rStyle w:val="NormalTok"/>
+        </w:rPr>
+        <w:t xml:space="preserve"> radius</w:t>
+      </w:r>
+      <w:r>
+        <w:rPr>
+          <w:rStyle w:val="OperatorTok"/>
+        </w:rPr>
+        <w:t xml:space="preserve">);</w:t>
+      </w:r>
+      <w:r>
+        <w:rPr>
+          <w:rStyle w:val="NormalTok"/>
+        </w:rPr>
+        <w:t xml:space="preserve">   </w:t>
+      </w:r>
+      <w:r>
+        <w:rPr>
+          <w:rStyle w:val="CommentTok"/>
+        </w:rPr>
+        <w:t xml:space="preserve">// the hitbox</w:t>
+      </w:r>
+    </w:p>
+    <w:tbl>
+      <w:tblPr>
+        <w:tblW w:w="9360" w:type="dxa"/>
+        <w:tblInd w:w="92" w:type="dxa"/>
+        <w:tblLayout w:type="fixed"/>
+        <w:tblBorders>
+          <w:top w:val="nil"/>
+          <w:left w:val="nil"/>
+          <w:bottom w:val="nil"/>
+          <w:right w:val="nil"/>
+          <w:insideH w:val="nil"/>
+          <w:insideV w:val="nil"/>
+        </w:tblBorders>
+        <w:tblCellMar>
+          <w:top w:w="0" w:type="dxa"/>
+          <w:left w:w="200" w:type="dxa"/>
+          <w:bottom w:w="0" w:type="dxa"/>
+          <w:right w:w="200" w:type="dxa"/>
+        </w:tblCellMar>
+        <w:tblLook w:val="0000" w:firstRow="0" w:lastRow="0" w:firstColumn="0" w:lastColumn="0" w:noHBand="1" w:noVBand="1"/>
+      </w:tblPr>
+      <w:tblGrid>
+        <w:gridCol w:w="9360"/>
+      </w:tblGrid>
+      <w:tr>
+        <w:trPr>
+          <w:cantSplit/>
+        </w:trPr>
+        <w:tc>
+          <w:tcPr>
+            <w:tcW w:w="9360" w:type="dxa"/>
+            <w:tcBorders>
+              <w:top w:val="single" w:sz="4" w:space="0" w:color="C2E6D1"/>
+              <w:left w:val="single" w:sz="36" w:space="0" w:color="1D7A44"/>
+              <w:bottom w:val="single" w:sz="4" w:space="0" w:color="C2E6D1"/>
+              <w:right w:val="single" w:sz="4" w:space="0" w:color="C2E6D1"/>
+            </w:tcBorders>
+            <w:shd w:val="clear" w:color="auto" w:fill="F1FBF5"/>
+            <w:tcMar>
+              <w:top w:w="60" w:type="dxa"/>
+              <w:bottom w:w="60" w:type="dxa"/>
+            </w:tcMar>
+          </w:tcPr>
+          <w:p>
+            <w:pPr>
+              <w:pStyle w:val="FirstParagraph"/>
+            </w:pPr>
+            <w:r>
+              <w:rPr>
+                <w:b/>
+                <w:bCs/>
+              </w:rPr>
+              <w:t xml:space="preserve">Check.</w:t>
+            </w:r>
+            <w:r>
+              <w:t xml:space="preserve">  A red ring around your picture.  That's exactly the circle</w:t>
+            </w:r>
+            <w:r>
+              <w:t xml:space="preserve"> </w:t>
+            </w:r>
+            <w:r>
+              <w:rPr>
+                <w:rStyle w:val="VerbatimChar"/>
+              </w:rPr>
+              <w:t xml:space="preserve">collidesWith()</w:t>
+            </w:r>
+            <w:r>
+              <w:t xml:space="preserve"> </w:t>
+            </w:r>
+            <w:r>
+              <w:t xml:space="preserve">uses.</w:t>
+            </w:r>
+          </w:p>
+        </w:tc>
+      </w:tr>
+    </w:tbl>
+    <w:p>
+      <w:pPr>
+        <w:spacing w:before="0" w:after="0" w:line="120" w:lineRule="exact"/>
+      </w:pPr>
+    </w:p>
+    <w:p>
+      <w:pPr>
         <w:pStyle w:val="Screenshot"/>
       </w:pPr>
       <w:r>
@@ -4267,18 +4269,18 @@
           <wp:inline>
             <wp:extent cx="3108960" cy="2543694"/>
             <wp:effectExtent b="0" l="0" r="0" t="0"/>
-            <wp:docPr descr="" title="" id="25" name="Picture"/>
+            <wp:docPr descr="" title="" id="27" name="Picture"/>
             <a:graphic>
               <a:graphicData uri="http://schemas.openxmlformats.org/drawingml/2006/picture">
                 <pic:pic>
                   <pic:nvPicPr>
-                    <pic:cNvPr descr="lessons/chapters\screenshots/bA_Center.png" id="26" name="Picture"/>
+                    <pic:cNvPr descr="lessons/chapters/screenshots/bA_Center.png" id="28" name="Picture"/>
                     <pic:cNvPicPr>
                       <a:picLocks noChangeArrowheads="1" noChangeAspect="1"/>
                     </pic:cNvPicPr>
                   </pic:nvPicPr>
                   <pic:blipFill>
-                    <a:blip r:embed="rId24"/>
+                    <a:blip r:embed="rId26"/>
                     <a:stretch>
                       <a:fillRect/>
                     </a:stretch>
@@ -4464,18 +4466,18 @@
           <wp:inline>
             <wp:extent cx="3108960" cy="2543694"/>
             <wp:effectExtent b="0" l="0" r="0" t="0"/>
-            <wp:docPr descr="" title="" id="28" name="Picture"/>
+            <wp:docPr descr="" title="" id="30" name="Picture"/>
             <a:graphic>
               <a:graphicData uri="http://schemas.openxmlformats.org/drawingml/2006/picture">
                 <pic:pic>
                   <pic:nvPicPr>
-                    <pic:cNvPr descr="lessons/chapters\screenshots/bA_NoCenter.png" id="29" name="Picture"/>
+                    <pic:cNvPr descr="lessons/chapters/screenshots/bA_NoCenter.png" id="31" name="Picture"/>
                     <pic:cNvPicPr>
                       <a:picLocks noChangeArrowheads="1" noChangeAspect="1"/>
                     </pic:cNvPicPr>
                   </pic:nvPicPr>
                   <pic:blipFill>
-                    <a:blip r:embed="rId27"/>
+                    <a:blip r:embed="rId29"/>
                     <a:stretch>
                       <a:fillRect/>
                     </a:stretch>
@@ -4841,15 +4843,15 @@
         </w:pict>
       </w:r>
     </w:p>
-    <w:bookmarkEnd w:id="30"/>
-    <w:bookmarkStart w:id="34" w:name="a.5-make-it-yours"/>
     <w:p>
       <w:pPr>
         <w:pStyle w:val="Heading2"/>
       </w:pPr>
+      <w:bookmarkStart w:id="32" w:name="_fce2d45a1d20ea7fee62fbaa69e486ec7efc327"/>
       <w:r>
         <w:t xml:space="preserve">A.5  Make it yours</w:t>
       </w:r>
+      <w:bookmarkEnd w:id="32"/>
     </w:p>
     <w:p>
       <w:pPr>
@@ -5161,18 +5163,18 @@
           <wp:inline>
             <wp:extent cx="3108960" cy="2331720"/>
             <wp:effectExtent b="0" l="0" r="0" t="0"/>
-            <wp:docPr descr="" title="" id="32" name="Picture"/>
+            <wp:docPr descr="" title="" id="34" name="Picture"/>
             <a:graphic>
               <a:graphicData uri="http://schemas.openxmlformats.org/drawingml/2006/picture">
                 <pic:pic>
                   <pic:nvPicPr>
-                    <pic:cNvPr descr="lessons/chapters\screenshots/bA_Background.png" id="33" name="Picture"/>
+                    <pic:cNvPr descr="lessons/chapters/screenshots/bA_Background.png" id="35" name="Picture"/>
                     <pic:cNvPicPr>
                       <a:picLocks noChangeArrowheads="1" noChangeAspect="1"/>
                     </pic:cNvPicPr>
                   </pic:nvPicPr>
                   <pic:blipFill>
-                    <a:blip r:embed="rId31"/>
+                    <a:blip r:embed="rId33"/>
                     <a:stretch>
                       <a:fillRect/>
                     </a:stretch>
@@ -5502,15 +5504,15 @@
         </w:pict>
       </w:r>
     </w:p>
-    <w:bookmarkEnd w:id="34"/>
-    <w:bookmarkStart w:id="38" w:name="chapter-summary"/>
     <w:p>
       <w:pPr>
         <w:pStyle w:val="Heading2"/>
       </w:pPr>
+      <w:bookmarkStart w:id="36" w:name="_756eed4fa0751524c5b578eece8efd34a11981f"/>
       <w:r>
         <w:t xml:space="preserve">Chapter summary</w:t>
       </w:r>
+      <w:bookmarkEnd w:id="36"/>
     </w:p>
     <w:tbl>
       <w:tblPr>
@@ -5721,14 +5723,15 @@
         </w:tc>
       </w:tr>
     </w:tbl>
-    <w:bookmarkStart w:id="35" w:name="new-syntax-in-this-chapter"/>
     <w:p>
       <w:pPr>
         <w:pStyle w:val="Heading3"/>
       </w:pPr>
+      <w:bookmarkStart w:id="37" w:name="_5dc73f788cf3617f359e6c7776c2b190c21c786"/>
       <w:r>
         <w:t xml:space="preserve">New syntax in this chapter</w:t>
       </w:r>
+      <w:bookmarkEnd w:id="37"/>
     </w:p>
     <w:tbl>
       <w:tblPr>
@@ -6009,15 +6012,15 @@
         </w:tc>
       </w:tr>
     </w:tbl>
-    <w:bookmarkEnd w:id="35"/>
-    <w:bookmarkStart w:id="36" w:name="vocabulary"/>
     <w:p>
       <w:pPr>
         <w:pStyle w:val="Heading3"/>
       </w:pPr>
+      <w:bookmarkStart w:id="38" w:name="_vocabulary"/>
       <w:r>
         <w:t xml:space="preserve">Vocabulary</w:t>
       </w:r>
+      <w:bookmarkEnd w:id="38"/>
     </w:p>
     <w:p>
       <w:pPr>
@@ -6126,15 +6129,15 @@
         <w:t xml:space="preserve">behind it shows through.  (A.1)</w:t>
       </w:r>
     </w:p>
-    <w:bookmarkEnd w:id="36"/>
-    <w:bookmarkStart w:id="37" w:name="check-your-understanding"/>
     <w:p>
       <w:pPr>
         <w:pStyle w:val="Heading3"/>
       </w:pPr>
+      <w:bookmarkStart w:id="39" w:name="_e8b5ca3bdd124de88893e49f226868b8cccfada"/>
       <w:r>
         <w:t xml:space="preserve">Check your understanding</w:t>
       </w:r>
+      <w:bookmarkEnd w:id="39"/>
     </w:p>
     <w:p>
       <w:pPr>
@@ -6256,12 +6259,9 @@
         <w:t xml:space="preserve">?</w:t>
       </w:r>
     </w:p>
-    <w:bookmarkEnd w:id="37"/>
-    <w:bookmarkEnd w:id="38"/>
-    <w:bookmarkEnd w:id="39"/>
     <w:sectPr>
-      <w:pgSz w:h="15840" w:w="12240"/>
-      <w:pgMar w:bottom="1440" w:footer="720" w:gutter="0" w:header="720" w:left="1440" w:right="1440" w:top="1440"/>
+      <w:pgSz w:w="12240" w:h="15840"/>
+      <w:pgMar w:top="1440" w:right="1440" w:bottom="1440" w:left="1440" w:header="720" w:footer="720" w:gutter="0"/>
       <w:footnotePr>
         <w:numRestart w:val="eachSect"/>
       </w:footnotePr>
@@ -6636,10 +6636,10 @@
   <w:docDefaults>
     <w:rPrDefault>
       <w:rPr>
-        <w:rFonts w:ascii="Calibri" w:cs="Calibri" w:eastAsia="Calibri" w:hAnsi="Calibri"/>
+        <w:rFonts w:ascii="Calibri" w:hAnsi="Calibri" w:eastAsia="Calibri" w:cs="Calibri"/>
         <w:sz w:val="22"/>
         <w:szCs w:val="22"/>
-        <w:lang w:bidi="ar-SA" w:eastAsia="zh-CN" w:val="en-US"/>
+        <w:lang w:val="en-US" w:eastAsia="zh-CN" w:bidi="ar-SA"/>
       </w:rPr>
     </w:rPrDefault>
     <w:pPrDefault>
@@ -6648,61 +6648,61 @@
       </w:pPr>
     </w:pPrDefault>
   </w:docDefaults>
-  <w:latentStyles w:count="276" w:defLockedState="0" w:defQFormat="0" w:defSemiHidden="0" w:defUIPriority="0" w:defUnhideWhenUsed="0"/>
-  <w:style w:default="1" w:styleId="Normal" w:type="paragraph">
+  <w:latentStyles w:defLockedState="0" w:defUIPriority="0" w:defSemiHidden="0" w:defUnhideWhenUsed="0" w:defQFormat="0" w:count="276"/>
+  <w:style w:type="paragraph" w:default="1" w:styleId="Normal">
     <w:name w:val="Normal"/>
     <w:qFormat/>
   </w:style>
-  <w:style w:styleId="BodyText" w:type="paragraph">
+  <w:style w:type="paragraph" w:styleId="BodyText">
     <w:name w:val="Body Text"/>
     <w:basedOn w:val="Normal"/>
     <w:link w:val="BodyTextChar"/>
     <w:qFormat/>
     <w:pPr>
-      <w:spacing w:after="180" w:before="180"/>
+      <w:spacing w:before="180" w:after="180"/>
     </w:pPr>
   </w:style>
-  <w:style w:customStyle="1" w:styleId="FirstParagraph" w:type="paragraph">
+  <w:style w:type="paragraph" w:customStyle="1" w:styleId="FirstParagraph">
     <w:name w:val="First Paragraph"/>
     <w:basedOn w:val="BodyText"/>
     <w:next w:val="BodyText"/>
     <w:qFormat/>
   </w:style>
-  <w:style w:customStyle="1" w:styleId="Compact" w:type="paragraph">
+  <w:style w:type="paragraph" w:customStyle="1" w:styleId="Compact">
     <w:name w:val="Compact"/>
     <w:basedOn w:val="BodyText"/>
     <w:qFormat/>
     <w:pPr>
-      <w:spacing w:after="36" w:before="36"/>
+      <w:spacing w:before="36" w:after="36"/>
     </w:pPr>
   </w:style>
-  <w:style w:customStyle="1" w:styleId="TitleChar" w:type="character">
+  <w:style w:type="character" w:customStyle="1" w:styleId="TitleChar">
     <w:name w:val="Title Char"/>
     <w:basedOn w:val="DefaultParagraphFont"/>
     <w:link w:val="Title"/>
     <w:uiPriority w:val="10"/>
     <w:rsid w:val="00A10FD9"/>
     <w:rPr>
-      <w:rFonts w:ascii="Calibri" w:cs="Calibri" w:eastAsia="Calibri" w:hAnsi="Calibri"/>
+      <w:rFonts w:ascii="Calibri" w:hAnsi="Calibri" w:eastAsia="Calibri" w:cs="Calibri"/>
       <w:sz w:val="56"/>
       <w:szCs w:val="56"/>
     </w:rPr>
   </w:style>
-  <w:style w:customStyle="1" w:styleId="SubtitleChar" w:type="character">
+  <w:style w:type="character" w:customStyle="1" w:styleId="SubtitleChar">
     <w:name w:val="Subtitle Char"/>
     <w:basedOn w:val="DefaultParagraphFont"/>
     <w:link w:val="Subtitle"/>
     <w:uiPriority w:val="11"/>
     <w:rsid w:val="00A10FD9"/>
     <w:rPr>
-      <w:rFonts w:ascii="Calibri" w:cs="Calibri" w:eastAsia="Calibri" w:hAnsi="Calibri"/>
-      <w:color w:themeColor="text1" w:themeTint="A6" w:val="595959"/>
+      <w:rFonts w:ascii="Calibri" w:hAnsi="Calibri" w:eastAsia="Calibri" w:cs="Calibri"/>
+      <w:color w:val="595959" w:themeColor="text1" w:themeTint="A6"/>
       <w:spacing w:val="15"/>
       <w:sz w:val="28"/>
       <w:szCs w:val="28"/>
     </w:rPr>
   </w:style>
-  <w:style w:customStyle="1" w:styleId="Author" w:type="paragraph">
+  <w:style w:type="paragraph" w:customStyle="1" w:styleId="Author">
     <w:name w:val="Author"/>
     <w:basedOn w:val="Title"/>
     <w:next w:val="BodyText"/>
@@ -6716,7 +6716,7 @@
       <w:szCs w:val="24"/>
     </w:rPr>
   </w:style>
-  <w:style w:customStyle="1" w:styleId="AbstractTitle" w:type="paragraph">
+  <w:style w:type="paragraph" w:customStyle="1" w:styleId="AbstractTitle">
     <w:name w:val="Abstract Title"/>
     <w:basedOn w:val="Normal"/>
     <w:next w:val="Abstract"/>
@@ -6724,7 +6724,7 @@
     <w:pPr>
       <w:keepNext/>
       <w:keepLines/>
-      <w:spacing w:after="0" w:before="300"/>
+      <w:spacing w:before="300" w:after="0"/>
       <w:jc w:val="center"/>
     </w:pPr>
     <w:rPr>
@@ -6733,7 +6733,7 @@
       <w:szCs w:val="20"/>
     </w:rPr>
   </w:style>
-  <w:style w:customStyle="1" w:styleId="Abstract" w:type="paragraph">
+  <w:style w:type="paragraph" w:customStyle="1" w:styleId="Abstract">
     <w:name w:val="Abstract"/>
     <w:basedOn w:val="Normal"/>
     <w:next w:val="BodyText"/>
@@ -6741,14 +6741,14 @@
     <w:pPr>
       <w:keepNext/>
       <w:keepLines/>
-      <w:spacing w:after="300" w:before="100"/>
+      <w:spacing w:before="100" w:after="300"/>
     </w:pPr>
     <w:rPr>
       <w:sz w:val="20"/>
       <w:szCs w:val="20"/>
     </w:rPr>
   </w:style>
-  <w:style w:styleId="Bibliography" w:type="paragraph">
+  <w:style w:type="paragraph" w:styleId="Bibliography">
     <w:name w:val="Bibliography"/>
     <w:basedOn w:val="Normal"/>
     <w:next w:val="Bibliography"/>
@@ -6756,7 +6756,7 @@
     <w:pPr/>
     <w:rPr/>
   </w:style>
-  <w:style w:styleId="Heading1" w:type="paragraph">
+  <w:style w:type="paragraph" w:styleId="Heading1">
     <w:name w:val="heading 1"/>
     <w:basedOn w:val="Normal"/>
     <w:next w:val="BodyText"/>
@@ -6768,17 +6768,17 @@
       <w:pageBreakBefore/>
       <w:keepNext/>
       <w:keepLines/>
-      <w:spacing w:after="80" w:before="360"/>
+      <w:spacing w:before="360" w:after="80"/>
       <w:outlineLvl w:val="0"/>
     </w:pPr>
     <w:rPr>
-      <w:rFonts w:ascii="Calibri" w:cs="Calibri" w:eastAsia="Calibri" w:hAnsi="Calibri"/>
+      <w:rFonts w:ascii="Calibri" w:hAnsi="Calibri" w:eastAsia="Calibri" w:cs="Calibri"/>
       <w:color w:val="1F4E79"/>
       <w:sz w:val="40"/>
       <w:szCs w:val="40"/>
     </w:rPr>
   </w:style>
-  <w:style w:styleId="Heading2" w:type="paragraph">
+  <w:style w:type="paragraph" w:styleId="Heading2">
     <w:name w:val="heading 2"/>
     <w:basedOn w:val="Normal"/>
     <w:next w:val="BodyText"/>
@@ -6791,17 +6791,17 @@
     <w:pPr>
       <w:keepNext/>
       <w:keepLines/>
-      <w:spacing w:after="80" w:before="160"/>
+      <w:spacing w:before="160" w:after="80"/>
       <w:outlineLvl w:val="1"/>
     </w:pPr>
     <w:rPr>
-      <w:rFonts w:ascii="Calibri" w:cs="Calibri" w:eastAsia="Calibri" w:hAnsi="Calibri"/>
+      <w:rFonts w:ascii="Calibri" w:hAnsi="Calibri" w:eastAsia="Calibri" w:cs="Calibri"/>
       <w:color w:val="1F4E79"/>
       <w:sz w:val="32"/>
       <w:szCs w:val="32"/>
     </w:rPr>
   </w:style>
-  <w:style w:styleId="Heading3" w:type="paragraph">
+  <w:style w:type="paragraph" w:styleId="Heading3">
     <w:name w:val="heading 3"/>
     <w:basedOn w:val="Normal"/>
     <w:next w:val="BodyText"/>
@@ -6814,17 +6814,17 @@
     <w:pPr>
       <w:keepNext/>
       <w:keepLines/>
-      <w:spacing w:after="80" w:before="160"/>
+      <w:spacing w:before="160" w:after="80"/>
       <w:outlineLvl w:val="2"/>
     </w:pPr>
     <w:rPr>
-      <w:rFonts w:ascii="Calibri" w:cs="Calibri" w:eastAsia="Calibri" w:hAnsi="Calibri"/>
+      <w:rFonts w:ascii="Calibri" w:hAnsi="Calibri" w:eastAsia="Calibri" w:cs="Calibri"/>
       <w:color w:val="1F4E79"/>
       <w:sz w:val="28"/>
       <w:szCs w:val="28"/>
     </w:rPr>
   </w:style>
-  <w:style w:styleId="Heading4" w:type="paragraph">
+  <w:style w:type="paragraph" w:styleId="Heading4">
     <w:name w:val="heading 4"/>
     <w:basedOn w:val="Normal"/>
     <w:next w:val="BodyText"/>
@@ -6837,17 +6837,17 @@
     <w:pPr>
       <w:keepNext/>
       <w:keepLines/>
-      <w:spacing w:after="40" w:before="80"/>
+      <w:spacing w:before="80" w:after="40"/>
       <w:outlineLvl w:val="3"/>
     </w:pPr>
     <w:rPr>
-      <w:rFonts w:ascii="Calibri" w:cs="Calibri" w:eastAsia="Calibri" w:hAnsi="Calibri"/>
+      <w:rFonts w:ascii="Calibri" w:hAnsi="Calibri" w:eastAsia="Calibri" w:cs="Calibri"/>
       <w:i/>
       <w:iCs/>
       <w:color w:val="1F4E79"/>
     </w:rPr>
   </w:style>
-  <w:style w:styleId="Heading5" w:type="paragraph">
+  <w:style w:type="paragraph" w:styleId="Heading5">
     <w:name w:val="heading 5"/>
     <w:basedOn w:val="Normal"/>
     <w:next w:val="BodyText"/>
@@ -6860,15 +6860,15 @@
     <w:pPr>
       <w:keepNext/>
       <w:keepLines/>
-      <w:spacing w:after="40" w:before="80"/>
+      <w:spacing w:before="80" w:after="40"/>
       <w:outlineLvl w:val="4"/>
     </w:pPr>
     <w:rPr>
-      <w:rFonts w:ascii="Calibri" w:cs="Calibri" w:eastAsia="Calibri" w:hAnsi="Calibri"/>
+      <w:rFonts w:ascii="Calibri" w:hAnsi="Calibri" w:eastAsia="Calibri" w:cs="Calibri"/>
       <w:color w:val="1F4E79"/>
     </w:rPr>
   </w:style>
-  <w:style w:styleId="Heading6" w:type="paragraph">
+  <w:style w:type="paragraph" w:styleId="Heading6">
     <w:name w:val="heading 6"/>
     <w:basedOn w:val="Normal"/>
     <w:next w:val="BodyText"/>
@@ -6881,17 +6881,17 @@
     <w:pPr>
       <w:keepNext/>
       <w:keepLines/>
-      <w:spacing w:after="0" w:before="40"/>
+      <w:spacing w:before="40" w:after="0"/>
       <w:outlineLvl w:val="5"/>
     </w:pPr>
     <w:rPr>
-      <w:rFonts w:ascii="Calibri" w:cs="Calibri" w:eastAsia="Calibri" w:hAnsi="Calibri"/>
+      <w:rFonts w:ascii="Calibri" w:hAnsi="Calibri" w:eastAsia="Calibri" w:cs="Calibri"/>
       <w:i/>
       <w:iCs/>
-      <w:color w:themeColor="text1" w:themeTint="A6" w:val="595959"/>
+      <w:color w:val="595959" w:themeColor="text1" w:themeTint="A6"/>
     </w:rPr>
   </w:style>
-  <w:style w:styleId="Heading7" w:type="paragraph">
+  <w:style w:type="paragraph" w:styleId="Heading7">
     <w:name w:val="heading 7"/>
     <w:basedOn w:val="Normal"/>
     <w:next w:val="BodyText"/>
@@ -6904,15 +6904,15 @@
     <w:pPr>
       <w:keepNext/>
       <w:keepLines/>
-      <w:spacing w:after="0" w:before="40"/>
+      <w:spacing w:before="40" w:after="0"/>
       <w:outlineLvl w:val="6"/>
     </w:pPr>
     <w:rPr>
-      <w:rFonts w:ascii="Calibri" w:cs="Calibri" w:eastAsia="Calibri" w:hAnsi="Calibri"/>
-      <w:color w:themeColor="text1" w:themeTint="A6" w:val="595959"/>
+      <w:rFonts w:ascii="Calibri" w:hAnsi="Calibri" w:eastAsia="Calibri" w:cs="Calibri"/>
+      <w:color w:val="595959" w:themeColor="text1" w:themeTint="A6"/>
     </w:rPr>
   </w:style>
-  <w:style w:styleId="Heading8" w:type="paragraph">
+  <w:style w:type="paragraph" w:styleId="Heading8">
     <w:name w:val="heading 8"/>
     <w:basedOn w:val="Normal"/>
     <w:next w:val="BodyText"/>
@@ -6929,13 +6929,13 @@
       <w:outlineLvl w:val="7"/>
     </w:pPr>
     <w:rPr>
-      <w:rFonts w:ascii="Calibri" w:cs="Calibri" w:eastAsia="Calibri" w:hAnsi="Calibri"/>
+      <w:rFonts w:ascii="Calibri" w:hAnsi="Calibri" w:eastAsia="Calibri" w:cs="Calibri"/>
       <w:i/>
       <w:iCs/>
-      <w:color w:themeColor="text1" w:themeTint="D8" w:val="272727"/>
+      <w:color w:val="272727" w:themeColor="text1" w:themeTint="D8"/>
     </w:rPr>
   </w:style>
-  <w:style w:styleId="Heading9" w:type="paragraph">
+  <w:style w:type="paragraph" w:styleId="Heading9">
     <w:name w:val="heading 9"/>
     <w:basedOn w:val="Normal"/>
     <w:next w:val="BodyText"/>
@@ -6952,24 +6952,24 @@
       <w:outlineLvl w:val="8"/>
     </w:pPr>
     <w:rPr>
-      <w:rFonts w:ascii="Calibri" w:cs="Calibri" w:eastAsia="Calibri" w:hAnsi="Calibri"/>
-      <w:color w:themeColor="text1" w:themeTint="D8" w:val="272727"/>
+      <w:rFonts w:ascii="Calibri" w:hAnsi="Calibri" w:eastAsia="Calibri" w:cs="Calibri"/>
+      <w:color w:val="272727" w:themeColor="text1" w:themeTint="D8"/>
     </w:rPr>
   </w:style>
-  <w:style w:customStyle="1" w:styleId="Heading1Char" w:type="character">
+  <w:style w:type="character" w:customStyle="1" w:styleId="Heading1Char">
     <w:name w:val="Heading 1 Char"/>
     <w:basedOn w:val="DefaultParagraphFont"/>
     <w:link w:val="Heading1"/>
     <w:uiPriority w:val="9"/>
     <w:rsid w:val="00A10FD9"/>
     <w:rPr>
-      <w:rFonts w:ascii="Calibri" w:cs="Calibri" w:eastAsia="Calibri" w:hAnsi="Calibri"/>
+      <w:rFonts w:ascii="Calibri" w:hAnsi="Calibri" w:eastAsia="Calibri" w:cs="Calibri"/>
       <w:color w:val="1F4E79"/>
       <w:sz w:val="40"/>
       <w:szCs w:val="40"/>
     </w:rPr>
   </w:style>
-  <w:style w:customStyle="1" w:styleId="Heading2Char" w:type="character">
+  <w:style w:type="character" w:customStyle="1" w:styleId="Heading2Char">
     <w:name w:val="Heading 2 Char"/>
     <w:basedOn w:val="DefaultParagraphFont"/>
     <w:link w:val="Heading2"/>
@@ -6977,13 +6977,13 @@
     <w:semiHidden/>
     <w:rsid w:val="00A10FD9"/>
     <w:rPr>
-      <w:rFonts w:ascii="Calibri" w:cs="Calibri" w:eastAsia="Calibri" w:hAnsi="Calibri"/>
+      <w:rFonts w:ascii="Calibri" w:hAnsi="Calibri" w:eastAsia="Calibri" w:cs="Calibri"/>
       <w:color w:val="1F4E79"/>
       <w:sz w:val="32"/>
       <w:szCs w:val="32"/>
     </w:rPr>
   </w:style>
-  <w:style w:customStyle="1" w:styleId="Heading3Char" w:type="character">
+  <w:style w:type="character" w:customStyle="1" w:styleId="Heading3Char">
     <w:name w:val="Heading 3 Char"/>
     <w:basedOn w:val="DefaultParagraphFont"/>
     <w:link w:val="Heading3"/>
@@ -6991,13 +6991,13 @@
     <w:semiHidden/>
     <w:rsid w:val="00A10FD9"/>
     <w:rPr>
-      <w:rFonts w:ascii="Calibri" w:cs="Calibri" w:eastAsia="Calibri" w:hAnsi="Calibri"/>
+      <w:rFonts w:ascii="Calibri" w:hAnsi="Calibri" w:eastAsia="Calibri" w:cs="Calibri"/>
       <w:color w:val="1F4E79"/>
       <w:sz w:val="28"/>
       <w:szCs w:val="28"/>
     </w:rPr>
   </w:style>
-  <w:style w:customStyle="1" w:styleId="Heading4Char" w:type="character">
+  <w:style w:type="character" w:customStyle="1" w:styleId="Heading4Char">
     <w:name w:val="Heading 4 Char"/>
     <w:basedOn w:val="DefaultParagraphFont"/>
     <w:link w:val="Heading4"/>
@@ -7005,13 +7005,13 @@
     <w:semiHidden/>
     <w:rsid w:val="00A10FD9"/>
     <w:rPr>
-      <w:rFonts w:ascii="Calibri" w:cs="Calibri" w:eastAsia="Calibri" w:hAnsi="Calibri"/>
+      <w:rFonts w:ascii="Calibri" w:hAnsi="Calibri" w:eastAsia="Calibri" w:cs="Calibri"/>
       <w:i/>
       <w:iCs/>
       <w:color w:val="1F4E79"/>
     </w:rPr>
   </w:style>
-  <w:style w:customStyle="1" w:styleId="Heading5Char" w:type="character">
+  <w:style w:type="character" w:customStyle="1" w:styleId="Heading5Char">
     <w:name w:val="Heading 5 Char"/>
     <w:basedOn w:val="DefaultParagraphFont"/>
     <w:link w:val="Heading5"/>
@@ -7019,11 +7019,11 @@
     <w:semiHidden/>
     <w:rsid w:val="00A10FD9"/>
     <w:rPr>
-      <w:rFonts w:ascii="Calibri" w:cs="Calibri" w:eastAsia="Calibri" w:hAnsi="Calibri"/>
+      <w:rFonts w:ascii="Calibri" w:hAnsi="Calibri" w:eastAsia="Calibri" w:cs="Calibri"/>
       <w:color w:val="1F4E79"/>
     </w:rPr>
   </w:style>
-  <w:style w:customStyle="1" w:styleId="Heading6Char" w:type="character">
+  <w:style w:type="character" w:customStyle="1" w:styleId="Heading6Char">
     <w:name w:val="Heading 6 Char"/>
     <w:basedOn w:val="DefaultParagraphFont"/>
     <w:link w:val="Heading6"/>
@@ -7031,13 +7031,13 @@
     <w:semiHidden/>
     <w:rsid w:val="00A10FD9"/>
     <w:rPr>
-      <w:rFonts w:ascii="Calibri" w:cs="Calibri" w:eastAsia="Calibri" w:hAnsi="Calibri"/>
+      <w:rFonts w:ascii="Calibri" w:hAnsi="Calibri" w:eastAsia="Calibri" w:cs="Calibri"/>
       <w:i/>
       <w:iCs/>
-      <w:color w:themeColor="text1" w:themeTint="A6" w:val="595959"/>
+      <w:color w:val="595959" w:themeColor="text1" w:themeTint="A6"/>
     </w:rPr>
   </w:style>
-  <w:style w:customStyle="1" w:styleId="Heading7Char" w:type="character">
+  <w:style w:type="character" w:customStyle="1" w:styleId="Heading7Char">
     <w:name w:val="Heading 7 Char"/>
     <w:basedOn w:val="DefaultParagraphFont"/>
     <w:link w:val="Heading7"/>
@@ -7045,11 +7045,11 @@
     <w:semiHidden/>
     <w:rsid w:val="00A10FD9"/>
     <w:rPr>
-      <w:rFonts w:ascii="Calibri" w:cs="Calibri" w:eastAsia="Calibri" w:hAnsi="Calibri"/>
-      <w:color w:themeColor="text1" w:themeTint="A6" w:val="595959"/>
+      <w:rFonts w:ascii="Calibri" w:hAnsi="Calibri" w:eastAsia="Calibri" w:cs="Calibri"/>
+      <w:color w:val="595959" w:themeColor="text1" w:themeTint="A6"/>
     </w:rPr>
   </w:style>
-  <w:style w:customStyle="1" w:styleId="Heading8Char" w:type="character">
+  <w:style w:type="character" w:customStyle="1" w:styleId="Heading8Char">
     <w:name w:val="Heading 8 Char"/>
     <w:basedOn w:val="DefaultParagraphFont"/>
     <w:link w:val="Heading8"/>
@@ -7057,13 +7057,13 @@
     <w:semiHidden/>
     <w:rsid w:val="00A10FD9"/>
     <w:rPr>
-      <w:rFonts w:ascii="Calibri" w:cs="Calibri" w:eastAsia="Calibri" w:hAnsi="Calibri"/>
+      <w:rFonts w:ascii="Calibri" w:hAnsi="Calibri" w:eastAsia="Calibri" w:cs="Calibri"/>
       <w:i/>
       <w:iCs/>
-      <w:color w:themeColor="text1" w:themeTint="D8" w:val="272727"/>
+      <w:color w:val="272727" w:themeColor="text1" w:themeTint="D8"/>
     </w:rPr>
   </w:style>
-  <w:style w:customStyle="1" w:styleId="Heading9Char" w:type="character">
+  <w:style w:type="character" w:customStyle="1" w:styleId="Heading9Char">
     <w:name w:val="Heading 9 Char"/>
     <w:basedOn w:val="DefaultParagraphFont"/>
     <w:link w:val="Heading9"/>
@@ -7071,11 +7071,11 @@
     <w:semiHidden/>
     <w:rsid w:val="00A10FD9"/>
     <w:rPr>
-      <w:rFonts w:ascii="Calibri" w:cs="Calibri" w:eastAsia="Calibri" w:hAnsi="Calibri"/>
-      <w:color w:themeColor="text1" w:themeTint="D8" w:val="272727"/>
+      <w:rFonts w:ascii="Calibri" w:hAnsi="Calibri" w:eastAsia="Calibri" w:cs="Calibri"/>
+      <w:color w:val="272727" w:themeColor="text1" w:themeTint="D8"/>
     </w:rPr>
   </w:style>
-  <w:style w:styleId="BlockText" w:type="paragraph">
+  <w:style w:type="paragraph" w:styleId="BlockText">
     <w:name w:val="Block Text"/>
     <w:basedOn w:val="BodyText"/>
     <w:next w:val="BodyText"/>
@@ -7083,11 +7083,11 @@
     <w:unhideWhenUsed/>
     <w:qFormat/>
     <w:pPr>
-      <w:spacing w:after="100" w:before="100"/>
+      <w:spacing w:before="100" w:after="100"/>
       <w:ind w:firstLine="0" w:left="480" w:right="480"/>
     </w:pPr>
   </w:style>
-  <w:style w:styleId="FootnoteText" w:type="paragraph">
+  <w:style w:type="paragraph" w:styleId="FootnoteText">
     <w:name w:val="Footnote Text"/>
     <w:basedOn w:val="Normal"/>
     <w:next w:val="FootnoteText"/>
@@ -7095,7 +7095,7 @@
     <w:unhideWhenUsed/>
     <w:qFormat/>
   </w:style>
-  <w:style w:styleId="FootnoteBlockText" w:type="paragraph">
+  <w:style w:type="paragraph" w:styleId="FootnoteBlockText">
     <w:name w:val="Footnote Block Text"/>
     <w:basedOn w:val="FootnoteText"/>
     <w:next w:val="FootnoteText"/>
@@ -7103,16 +7103,16 @@
     <w:unhideWhenUsed/>
     <w:qFormat/>
     <w:pPr>
-      <w:spacing w:after="100" w:before="100"/>
+      <w:spacing w:before="100" w:after="100"/>
       <w:ind w:firstLine="0" w:left="480" w:right="480"/>
     </w:pPr>
   </w:style>
-  <w:style w:default="1" w:styleId="DefaultParagraphFont" w:type="character">
+  <w:style w:type="character" w:default="1" w:styleId="DefaultParagraphFont">
     <w:name w:val="Default Paragraph Font"/>
     <w:semiHidden/>
     <w:unhideWhenUsed/>
   </w:style>
-  <w:style w:customStyle="1" w:styleId="DefinitionTerm" w:type="paragraph">
+  <w:style w:type="paragraph" w:customStyle="1" w:styleId="DefinitionTerm">
     <w:name w:val="Definition Term"/>
     <w:basedOn w:val="Normal"/>
     <w:next w:val="Definition"/>
@@ -7125,67 +7125,67 @@
       <w:b/>
     </w:rPr>
   </w:style>
-  <w:style w:customStyle="1" w:styleId="Definition" w:type="paragraph">
+  <w:style w:type="paragraph" w:customStyle="1" w:styleId="Definition">
     <w:name w:val="Definition"/>
     <w:basedOn w:val="Normal"/>
   </w:style>
-  <w:style w:styleId="Caption" w:type="paragraph">
+  <w:style w:type="paragraph" w:styleId="Caption">
     <w:name w:val="Caption"/>
     <w:basedOn w:val="Normal"/>
     <w:link w:val="BodyTextChar"/>
     <w:pPr>
-      <w:spacing w:after="120" w:before="0"/>
+      <w:spacing w:before="0" w:after="120"/>
     </w:pPr>
     <w:rPr>
       <w:i/>
     </w:rPr>
   </w:style>
-  <w:style w:customStyle="1" w:styleId="TableCaption" w:type="paragraph">
+  <w:style w:type="paragraph" w:customStyle="1" w:styleId="TableCaption">
     <w:name w:val="Table Caption"/>
     <w:basedOn w:val="Caption"/>
     <w:pPr>
       <w:keepNext/>
     </w:pPr>
   </w:style>
-  <w:style w:customStyle="1" w:styleId="ImageCaption" w:type="paragraph">
+  <w:style w:type="paragraph" w:customStyle="1" w:styleId="ImageCaption">
     <w:name w:val="Image Caption"/>
     <w:basedOn w:val="Caption"/>
   </w:style>
-  <w:style w:customStyle="1" w:styleId="Figure" w:type="paragraph">
+  <w:style w:type="paragraph" w:customStyle="1" w:styleId="Figure">
     <w:name w:val="Figure"/>
     <w:basedOn w:val="Normal"/>
   </w:style>
-  <w:style w:customStyle="1" w:styleId="CaptionedFigure" w:type="paragraph">
+  <w:style w:type="paragraph" w:customStyle="1" w:styleId="CaptionedFigure">
     <w:name w:val="Captioned Figure"/>
     <w:basedOn w:val="Figure"/>
     <w:pPr>
       <w:keepNext/>
     </w:pPr>
   </w:style>
-  <w:style w:customStyle="1" w:styleId="BodyTextChar" w:type="character">
+  <w:style w:type="character" w:customStyle="1" w:styleId="BodyTextChar">
     <w:name w:val="Body Text Char"/>
     <w:basedOn w:val="DefaultParagraphFont"/>
     <w:link w:val="BodyText"/>
   </w:style>
-  <w:style w:customStyle="1" w:styleId="SectionNumber" w:type="character">
+  <w:style w:type="character" w:customStyle="1" w:styleId="SectionNumber">
     <w:name w:val="Section Number"/>
     <w:basedOn w:val="BodyTextChar"/>
   </w:style>
-  <w:style w:styleId="FootnoteReference" w:type="character">
+  <w:style w:type="character" w:styleId="FootnoteReference">
     <w:name w:val="Footnote Reference"/>
     <w:basedOn w:val="BodyTextChar"/>
     <w:rPr>
       <w:vertAlign w:val="superscript"/>
     </w:rPr>
   </w:style>
-  <w:style w:styleId="Hyperlink" w:type="character">
+  <w:style w:type="character" w:styleId="Hyperlink">
     <w:name w:val="Hyperlink"/>
     <w:basedOn w:val="BodyTextChar"/>
     <w:rPr>
-      <w:color w:themeColor="accent1" w:val="4F81BD"/>
+      <w:color w:val="4F81BD" w:themeColor="accent1"/>
     </w:rPr>
   </w:style>
-  <w:style w:styleId="TOCHeading" w:type="paragraph">
+  <w:style w:type="paragraph" w:styleId="TOCHeading">
     <w:name w:val="TOC Heading"/>
     <w:basedOn w:val="Heading1"/>
     <w:next w:val="BodyText"/>
@@ -7197,25 +7197,97 @@
       <w:outlineLvl w:val="9"/>
     </w:pPr>
     <w:rPr>
-      <w:rFonts w:ascii="Calibri" w:cs="Calibri" w:eastAsia="Calibri" w:hAnsi="Calibri"/>
+      <w:rFonts w:ascii="Calibri" w:hAnsi="Calibri" w:eastAsia="Calibri" w:cs="Calibri"/>
       <w:b w:val="0"/>
       <w:bCs w:val="0"/>
-      <w:color w:themeColor="accent1" w:themeShade="BF" w:val="365F91"/>
+      <w:color w:val="365F91" w:themeColor="accent1" w:themeShade="BF"/>
     </w:rPr>
   </w:style>
-  <w:style w:customStyle="1" w:styleId="KeepWithNext" w:type="paragraph">
+  <w:style w:type="character" w:customStyle="1" w:styleId="VerbatimChar">
+    <w:name w:val="Verbatim Char"/>
+    <w:basedOn w:val="BodyTextChar"/>
+    <w:rPr>
+      <w:rFonts w:ascii="Consolas" w:hAnsi="Consolas" w:cs="Consolas"/>
+      <w:color w:val="1A4D80"/>
+      <w:sz w:val="19"/>
+      <w:szCs w:val="19"/>
+    </w:rPr>
+  </w:style>
+  <w:style w:type="paragraph" w:styleId="Title">
+    <w:name w:val="Title"/>
+    <w:basedOn w:val="Normal"/>
+    <w:next w:val="BodyText"/>
+    <w:qFormat/>
+    <w:pPr>
+      <w:spacing w:before="0" w:after="60"/>
+    </w:pPr>
+    <w:rPr>
+      <w:b/>
+      <w:color w:val="1F4E79"/>
+      <w:sz w:val="48"/>
+      <w:szCs w:val="48"/>
+    </w:rPr>
+  </w:style>
+  <w:style w:type="paragraph" w:customStyle="1" w:styleId="SourceCode">
+    <w:name w:val="Source Code"/>
+    <w:basedOn w:val="Normal"/>
+    <w:link w:val="VerbatimChar"/>
+    <w:pPr>
+      <w:keepLines/>
+      <w:pBdr>
+        <w:top w:val="single" w:sz="4" w:space="4" w:color="C9D8E8"/>
+        <w:left w:val="single" w:sz="4" w:space="4" w:color="C9D8E8"/>
+        <w:bottom w:val="single" w:sz="4" w:space="4" w:color="C9D8E8"/>
+        <w:right w:val="single" w:sz="4" w:space="4" w:color="C9D8E8"/>
+      </w:pBdr>
+      <w:shd w:val="clear" w:color="auto" w:fill="F8FAFC"/>
+      <w:spacing w:before="0" w:after="0" w:line="240" w:lineRule="auto"/>
+      <w:ind w:left="100" w:right="100"/>
+    </w:pPr>
+  </w:style>
+  <w:style w:type="paragraph" w:customStyle="1" w:styleId="ScreenshotCaption">
+    <w:name w:val="Screenshot Caption"/>
+    <w:basedOn w:val="Normal"/>
+    <w:next w:val="BodyText"/>
+    <w:pPr>
+      <w:jc w:val="center"/>
+      <w:spacing w:before="0" w:after="240"/>
+    </w:pPr>
+    <w:rPr>
+      <w:i/>
+      <w:color w:val="5B6B7A"/>
+      <w:sz w:val="19"/>
+      <w:szCs w:val="19"/>
+    </w:rPr>
+  </w:style>
+  <w:style w:type="paragraph" w:customStyle="1" w:styleId="KeepWithNext">
     <w:name w:val="Keep With Next"/>
     <w:basedOn w:val="BodyText"/>
     <w:pPr>
       <w:keepNext/>
     </w:pPr>
   </w:style>
-  <w:style w:customStyle="1" w:styleId="BookSubtitle" w:type="paragraph">
+  <w:style w:type="paragraph" w:styleId="Subtitle">
+    <w:name w:val="Subtitle"/>
+    <w:basedOn w:val="Normal"/>
+    <w:next w:val="BodyText"/>
+    <w:qFormat/>
+    <w:pPr>
+      <w:spacing w:before="0" w:after="60"/>
+    </w:pPr>
+    <w:rPr>
+      <w:i/>
+      <w:color w:val="2D3B47"/>
+      <w:sz w:val="28"/>
+      <w:szCs w:val="28"/>
+    </w:rPr>
+  </w:style>
+  <w:style w:type="paragraph" w:customStyle="1" w:styleId="BookSubtitle">
     <w:name w:val="Book Subtitle"/>
     <w:basedOn w:val="Normal"/>
     <w:pPr>
       <w:jc w:val="center"/>
-      <w:spacing w:after="480" w:before="0"/>
+      <w:spacing w:before="0" w:after="480"/>
     </w:pPr>
     <w:rPr>
       <w:i/>
@@ -7224,164 +7296,16 @@
       <w:szCs w:val="30"/>
     </w:rPr>
   </w:style>
-  <w:style w:customStyle="1" w:styleId="BookTitle" w:type="paragraph">
-    <w:name w:val="Book Title"/>
-    <w:basedOn w:val="Normal"/>
-    <w:pPr>
-      <w:jc w:val="center"/>
-      <w:spacing w:after="120" w:before="240"/>
-    </w:pPr>
-    <w:rPr>
-      <w:b/>
-      <w:color w:val="1F4E79"/>
-      <w:sz w:val="64"/>
-      <w:szCs w:val="64"/>
-    </w:rPr>
-  </w:style>
-  <w:style w:customStyle="1" w:styleId="HeadingCode" w:type="character">
-    <w:name w:val="Heading Code"/>
-    <w:basedOn w:val="DefaultParagraphFont"/>
-    <w:rPr>
-      <w:rFonts w:ascii="Consolas" w:cs="Consolas" w:hAnsi="Consolas"/>
-    </w:rPr>
-  </w:style>
-  <w:style w:styleId="Title" w:type="paragraph">
-    <w:name w:val="Title"/>
-    <w:basedOn w:val="Normal"/>
-    <w:next w:val="BodyText"/>
-    <w:qFormat/>
-    <w:pPr>
-      <w:spacing w:after="60" w:before="0"/>
-    </w:pPr>
-    <w:rPr>
-      <w:b/>
-      <w:color w:val="1F4E79"/>
-      <w:sz w:val="48"/>
-      <w:szCs w:val="48"/>
-    </w:rPr>
-  </w:style>
-  <w:style w:customStyle="1" w:styleId="BookCover" w:type="paragraph">
-    <w:name w:val="Book Cover"/>
-    <w:basedOn w:val="Normal"/>
-    <w:pPr>
-      <w:jc w:val="center"/>
-      <w:spacing w:after="360" w:before="720"/>
-    </w:pPr>
-  </w:style>
-  <w:style w:styleId="Subtitle" w:type="paragraph">
-    <w:name w:val="Subtitle"/>
-    <w:basedOn w:val="Normal"/>
-    <w:next w:val="BodyText"/>
-    <w:qFormat/>
-    <w:pPr>
-      <w:spacing w:after="60" w:before="0"/>
-    </w:pPr>
-    <w:rPr>
-      <w:i/>
-      <w:color w:val="2D3B47"/>
-      <w:sz w:val="28"/>
-      <w:szCs w:val="28"/>
-    </w:rPr>
-  </w:style>
-  <w:style w:default="1" w:styleId="Table" w:type="table">
-    <w:name w:val="Table"/>
-    <w:basedOn w:val="TableNormal"/>
-    <w:qFormat/>
-    <w:pPr>
-      <w:spacing w:after="40" w:before="40"/>
-    </w:pPr>
-    <w:tblPr>
-      <w:tblInd w:type="dxa" w:w="0"/>
-      <w:tblBorders>
-        <w:top w:color="C9D8E8" w:space="0" w:sz="4" w:val="single"/>
-        <w:left w:color="C9D8E8" w:space="0" w:sz="4" w:val="single"/>
-        <w:bottom w:color="C9D8E8" w:space="0" w:sz="4" w:val="single"/>
-        <w:right w:color="C9D8E8" w:space="0" w:sz="4" w:val="single"/>
-        <w:insideH w:color="C9D8E8" w:space="0" w:sz="4" w:val="single"/>
-        <w:insideV w:color="C9D8E8" w:space="0" w:sz="4" w:val="single"/>
-      </w:tblBorders>
-      <w:tblCellMar>
-        <w:top w:type="dxa" w:w="60"/>
-        <w:left w:type="dxa" w:w="108"/>
-        <w:bottom w:type="dxa" w:w="60"/>
-        <w:right w:type="dxa" w:w="108"/>
-      </w:tblCellMar>
-    </w:tblPr>
-    <w:tblStylePr w:type="firstRow">
-      <w:rPr>
-        <w:b/>
-        <w:color w:val="3D556F"/>
-      </w:rPr>
-      <w:tcPr>
-        <w:shd w:color="auto" w:fill="E5EDF5" w:val="clear"/>
-      </w:tcPr>
-    </w:tblStylePr>
-  </w:style>
-  <w:style w:customStyle="1" w:styleId="ScreenshotCaption" w:type="paragraph">
-    <w:name w:val="Screenshot Caption"/>
-    <w:basedOn w:val="Normal"/>
-    <w:next w:val="BodyText"/>
-    <w:pPr>
-      <w:jc w:val="center"/>
-      <w:spacing w:after="240" w:before="0"/>
-    </w:pPr>
-    <w:rPr>
-      <w:i/>
-      <w:color w:val="5B6B7A"/>
-      <w:sz w:val="19"/>
-      <w:szCs w:val="19"/>
-    </w:rPr>
-  </w:style>
-  <w:style w:customStyle="1" w:styleId="BookByline" w:type="paragraph">
-    <w:name w:val="Book Byline"/>
-    <w:basedOn w:val="Normal"/>
-    <w:pPr>
-      <w:jc w:val="center"/>
-      <w:spacing w:after="60" w:before="0"/>
-    </w:pPr>
-    <w:rPr>
-      <w:color w:val="5B6B7A"/>
-      <w:sz w:val="24"/>
-      <w:szCs w:val="24"/>
-    </w:rPr>
-  </w:style>
-  <w:style w:customStyle="1" w:styleId="Screenshot" w:type="paragraph">
-    <w:name w:val="Screenshot"/>
-    <w:basedOn w:val="Normal"/>
-    <w:next w:val="ScreenshotCaption"/>
-    <w:pPr>
-      <w:keepNext/>
-      <w:jc w:val="center"/>
-      <w:spacing w:after="40" w:before="160"/>
-    </w:pPr>
-  </w:style>
-  <w:style w:customStyle="1" w:styleId="SourceCode" w:type="paragraph">
-    <w:name w:val="Source Code"/>
-    <w:basedOn w:val="Normal"/>
-    <w:link w:val="VerbatimChar"/>
-    <w:pPr>
-      <w:keepLines/>
-      <w:pBdr>
-        <w:top w:color="C9D8E8" w:space="4" w:sz="4" w:val="single"/>
-        <w:left w:color="C9D8E8" w:space="4" w:sz="4" w:val="single"/>
-        <w:bottom w:color="C9D8E8" w:space="4" w:sz="4" w:val="single"/>
-        <w:right w:color="C9D8E8" w:space="4" w:sz="4" w:val="single"/>
-      </w:pBdr>
-      <w:shd w:color="auto" w:fill="F8FAFC" w:val="clear"/>
-      <w:spacing w:after="0" w:before="0" w:line="240" w:lineRule="auto"/>
-      <w:ind w:left="100" w:right="100"/>
-    </w:pPr>
-  </w:style>
-  <w:style w:customStyle="1" w:styleId="Date" w:type="paragraph">
+  <w:style w:type="paragraph" w:customStyle="1" w:styleId="Date">
     <w:name w:val="Date"/>
     <w:basedOn w:val="Normal"/>
     <w:next w:val="BodyText"/>
     <w:qFormat/>
     <w:pPr>
       <w:pBdr>
-        <w:bottom w:color="1F4E79" w:space="6" w:sz="8" w:val="single"/>
+        <w:bottom w:val="single" w:sz="8" w:space="6" w:color="1F4E79"/>
       </w:pBdr>
-      <w:spacing w:after="240" w:before="0"/>
+      <w:spacing w:before="0" w:after="240"/>
     </w:pPr>
     <w:rPr>
       <w:b/>
@@ -7392,14 +7316,90 @@
       <w:szCs w:val="18"/>
     </w:rPr>
   </w:style>
-  <w:style w:customStyle="1" w:styleId="VerbatimChar" w:type="character">
-    <w:name w:val="Verbatim Char"/>
-    <w:basedOn w:val="BodyTextChar"/>
+  <w:style w:type="paragraph" w:customStyle="1" w:styleId="BookTitle">
+    <w:name w:val="Book Title"/>
+    <w:basedOn w:val="Normal"/>
+    <w:pPr>
+      <w:jc w:val="center"/>
+      <w:spacing w:before="240" w:after="120"/>
+    </w:pPr>
     <w:rPr>
-      <w:rFonts w:ascii="Consolas" w:cs="Consolas" w:hAnsi="Consolas"/>
-      <w:color w:val="1A4D80"/>
-      <w:sz w:val="19"/>
-      <w:szCs w:val="19"/>
+      <w:b/>
+      <w:color w:val="1F4E79"/>
+      <w:sz w:val="64"/>
+      <w:szCs w:val="64"/>
+    </w:rPr>
+  </w:style>
+  <w:style w:type="paragraph" w:customStyle="1" w:styleId="BookByline">
+    <w:name w:val="Book Byline"/>
+    <w:basedOn w:val="Normal"/>
+    <w:pPr>
+      <w:jc w:val="center"/>
+      <w:spacing w:before="0" w:after="60"/>
+    </w:pPr>
+    <w:rPr>
+      <w:color w:val="5B6B7A"/>
+      <w:sz w:val="24"/>
+      <w:szCs w:val="24"/>
+    </w:rPr>
+  </w:style>
+  <w:style w:type="table" w:default="1" w:styleId="Table">
+    <w:name w:val="Table"/>
+    <w:basedOn w:val="TableNormal"/>
+    <w:qFormat/>
+    <w:pPr>
+      <w:spacing w:before="40" w:after="40"/>
+    </w:pPr>
+    <w:tblPr>
+      <w:tblInd w:w="0" w:type="dxa"/>
+      <w:tblBorders>
+        <w:top w:val="single" w:sz="4" w:space="0" w:color="C9D8E8"/>
+        <w:left w:val="single" w:sz="4" w:space="0" w:color="C9D8E8"/>
+        <w:bottom w:val="single" w:sz="4" w:space="0" w:color="C9D8E8"/>
+        <w:right w:val="single" w:sz="4" w:space="0" w:color="C9D8E8"/>
+        <w:insideH w:val="single" w:sz="4" w:space="0" w:color="C9D8E8"/>
+        <w:insideV w:val="single" w:sz="4" w:space="0" w:color="C9D8E8"/>
+      </w:tblBorders>
+      <w:tblCellMar>
+        <w:top w:w="60" w:type="dxa"/>
+        <w:left w:w="108" w:type="dxa"/>
+        <w:bottom w:w="60" w:type="dxa"/>
+        <w:right w:w="108" w:type="dxa"/>
+      </w:tblCellMar>
+    </w:tblPr>
+    <w:tblStylePr w:type="firstRow">
+      <w:rPr>
+        <w:b/>
+        <w:color w:val="3D556F"/>
+      </w:rPr>
+      <w:tcPr>
+        <w:shd w:val="clear" w:color="auto" w:fill="E5EDF5"/>
+      </w:tcPr>
+    </w:tblStylePr>
+  </w:style>
+  <w:style w:type="paragraph" w:customStyle="1" w:styleId="BookCover">
+    <w:name w:val="Book Cover"/>
+    <w:basedOn w:val="Normal"/>
+    <w:pPr>
+      <w:jc w:val="center"/>
+      <w:spacing w:before="720" w:after="360"/>
+    </w:pPr>
+  </w:style>
+  <w:style w:type="paragraph" w:customStyle="1" w:styleId="Screenshot">
+    <w:name w:val="Screenshot"/>
+    <w:basedOn w:val="Normal"/>
+    <w:next w:val="ScreenshotCaption"/>
+    <w:pPr>
+      <w:keepNext/>
+      <w:jc w:val="center"/>
+      <w:spacing w:before="160" w:after="40"/>
+    </w:pPr>
+  </w:style>
+  <w:style w:type="character" w:customStyle="1" w:styleId="HeadingCode">
+    <w:name w:val="Heading Code"/>
+    <w:basedOn w:val="DefaultParagraphFont"/>
+    <w:rPr>
+      <w:rFonts w:ascii="Consolas" w:hAnsi="Consolas" w:cs="Consolas"/>
     </w:rPr>
   </w:style>
   <w:style w:type="character" w:customStyle="1" w:styleId="KeywordTok">
